--- a/courts/ninth-circuit/bankruptcy-appellate-panel/reply-brief/usage/OUTPUT-reply-brief-2.docx
+++ b/courts/ninth-circuit/bankruptcy-appellate-panel/reply-brief/usage/OUTPUT-reply-brief-2.docx
@@ -165,61 +165,87 @@
     </w:p>
     <w:p>
       <w:pPr>
-        <w:pStyle w:val="Single"/>
-      </w:pPr>
-      <w:r>
-        <w:fldChar w:fldCharType="begin"/>
-      </w:r>
-      <w:r>
-        <w:instrText xml:space="preserve"> TOC \o "1-2" \h \z \u </w:instrText>
-      </w:r>
-      <w:r>
-        <w:fldChar w:fldCharType="separate"/>
-      </w:r>
-    </w:p>
-    <w:p>
-      <w:pPr>
-        <w:pStyle w:val="Single"/>
+        <w:pStyle w:val="TOCEntry1"/>
       </w:pPr>
       <w:r>
         <w:t xml:space="preserve">Argument</w:t>
       </w:r>
-    </w:p>
-    <w:p>
-      <w:pPr>
-        <w:pStyle w:val="TOCLevel2"/>
+      <w:r>
+        <w:t xml:space="preserve"> </w:t>
+      </w:r>
+      <w:r>
+        <w:tab/>
+      </w:r>
+      <w:r>
+        <w:t xml:space="preserve">1</w:t>
+      </w:r>
+    </w:p>
+    <w:p>
+      <w:pPr>
+        <w:pStyle w:val="TOCEntry2"/>
       </w:pPr>
       <w:r>
         <w:t xml:space="preserve">I. The Appellee Does Not Answer the Consideration Argument</w:t>
       </w:r>
-    </w:p>
-    <w:p>
-      <w:pPr>
-        <w:pStyle w:val="TOCLevel2"/>
+      <w:r>
+        <w:t xml:space="preserve"> </w:t>
+      </w:r>
+      <w:r>
+        <w:tab/>
+      </w:r>
+      <w:r>
+        <w:t xml:space="preserve">1</w:t>
+      </w:r>
+    </w:p>
+    <w:p>
+      <w:pPr>
+        <w:pStyle w:val="TOCEntry2"/>
       </w:pPr>
       <w:r>
         <w:t xml:space="preserve">II. The Solvency Argument Does Not Depend on the Schedules</w:t>
       </w:r>
-    </w:p>
-    <w:p>
-      <w:pPr>
-        <w:pStyle w:val="TOCLevel2"/>
+      <w:r>
+        <w:t xml:space="preserve"> </w:t>
+      </w:r>
+      <w:r>
+        <w:tab/>
+      </w:r>
+      <w:r>
+        <w:t xml:space="preserve">1</w:t>
+      </w:r>
+    </w:p>
+    <w:p>
+      <w:pPr>
+        <w:pStyle w:val="TOCEntry2"/>
       </w:pPr>
       <w:r>
         <w:t xml:space="preserve">III. The Section 544 Discussion Is Not Harmless</w:t>
       </w:r>
-    </w:p>
-    <w:p>
-      <w:pPr>
-        <w:pStyle w:val="Single"/>
+      <w:r>
+        <w:t xml:space="preserve"> </w:t>
+      </w:r>
+      <w:r>
+        <w:tab/>
+      </w:r>
+      <w:r>
+        <w:t xml:space="preserve">2</w:t>
+      </w:r>
+    </w:p>
+    <w:p>
+      <w:pPr>
+        <w:pStyle w:val="TOCEntry1"/>
       </w:pPr>
       <w:r>
         <w:t xml:space="preserve">Conclusion</w:t>
       </w:r>
-    </w:p>
-    <w:p>
-      <w:r>
-        <w:fldChar w:fldCharType="end"/>
+      <w:r>
+        <w:t xml:space="preserve"> </w:t>
+      </w:r>
+      <w:r>
+        <w:tab/>
+      </w:r>
+      <w:r>
+        <w:t xml:space="preserve">3</w:t>
       </w:r>
     </w:p>
     <w:p>
@@ -253,7 +279,7 @@
     </w:p>
     <w:p>
       <w:pPr>
-        <w:pStyle w:val="Hanging"/>
+        <w:pStyle w:val="TOAEntry"/>
       </w:pPr>
       <w:r>
         <w:rPr>
@@ -265,6 +291,15 @@
       <w:r>
         <w:t xml:space="preserve">, 571 U.S. 415 (2014)</w:t>
       </w:r>
+      <w:r>
+        <w:t xml:space="preserve"> </w:t>
+      </w:r>
+      <w:r>
+        <w:tab/>
+      </w:r>
+      <w:r>
+        <w:t xml:space="preserve">2</w:t>
+      </w:r>
     </w:p>
     <w:p>
       <w:pPr>
@@ -280,10 +315,19 @@
     </w:p>
     <w:p>
       <w:pPr>
-        <w:pStyle w:val="Hanging"/>
+        <w:pStyle w:val="TOAEntry"/>
       </w:pPr>
       <w:r>
         <w:t xml:space="preserve">11 U.S.C. § 548</w:t>
+      </w:r>
+      <w:r>
+        <w:t xml:space="preserve"> </w:t>
+      </w:r>
+      <w:r>
+        <w:tab/>
+      </w:r>
+      <w:r>
+        <w:t xml:space="preserve">1</w:t>
       </w:r>
     </w:p>
     <w:p>
@@ -448,7 +492,7 @@
         <w:pStyle w:val="Single"/>
       </w:pPr>
       <w:r>
-        <w:t xml:space="preserve">This brief complies with the typeface and type-style requirements of Fed. R. Bankr. P. 8015(a)(5) and (6) because it has been prepared in a proportionally spaced typeface, 14-point EB Garamond, with plain roman type and italics for emphasis.</w:t>
+        <w:t xml:space="preserve">This brief complies with the typeface and type-style requirements of Fed. R. Bankr. P. 8015(a)(5) and (6) because it has been prepared in a proportionally spaced typeface, 14-point Times New Roman, with plain roman type and italics for emphasis.</w:t>
       </w:r>
     </w:p>
     <w:p>
@@ -588,6 +632,72 @@
 </w:footnotes>
 </file>
 
+<file path=word/ftr-add.xml><?xml version="1.0" encoding="utf-8"?>
+<w:ftr xmlns:w="http://schemas.openxmlformats.org/wordprocessingml/2006/main" xmlns:r="http://schemas.openxmlformats.org/officeDocument/2006/relationships">
+  <w:p>
+    <w:pPr>
+      <w:spacing w:before="0" w:after="0"/>
+      <w:jc w:val="center"/>
+    </w:pPr>
+    <w:r>
+      <w:t>Add-</w:t>
+    </w:r>
+    <w:r>
+      <w:fldChar w:fldCharType="begin"/>
+    </w:r>
+    <w:r>
+      <w:instrText xml:space="preserve"> PAGE </w:instrText>
+    </w:r>
+    <w:r>
+      <w:fldChar w:fldCharType="separate"/>
+    </w:r>
+    <w:r>
+      <w:t>1</w:t>
+    </w:r>
+    <w:r>
+      <w:fldChar w:fldCharType="end"/>
+    </w:r>
+  </w:p>
+</w:ftr>
+</file>
+
+<file path=word/ftr-none.xml><?xml version="1.0" encoding="utf-8"?>
+<w:ftr xmlns:w="http://schemas.openxmlformats.org/wordprocessingml/2006/main" xmlns:r="http://schemas.openxmlformats.org/officeDocument/2006/relationships">
+  <w:p>
+    <w:pPr>
+      <w:spacing w:before="0" w:after="0"/>
+      <w:jc w:val="center"/>
+    </w:pPr>
+  </w:p>
+</w:ftr>
+</file>
+
+<file path=word/ftr-page.xml><?xml version="1.0" encoding="utf-8"?>
+<w:ftr xmlns:w="http://schemas.openxmlformats.org/wordprocessingml/2006/main" xmlns:r="http://schemas.openxmlformats.org/officeDocument/2006/relationships">
+  <w:p>
+    <w:pPr>
+      <w:spacing w:before="0" w:after="0"/>
+      <w:jc w:val="center"/>
+    </w:pPr>
+    <w:r>
+      <w:fldChar w:fldCharType="begin"/>
+    </w:r>
+    <w:r>
+      <w:instrText xml:space="preserve"> PAGE </w:instrText>
+    </w:r>
+    <w:r>
+      <w:fldChar w:fldCharType="separate"/>
+    </w:r>
+    <w:r>
+      <w:t>1</w:t>
+    </w:r>
+    <w:r>
+      <w:fldChar w:fldCharType="end"/>
+    </w:r>
+  </w:p>
+</w:ftr>
+</file>
+
 <file path=word/numbering.xml><?xml version="1.0" encoding="utf-8"?>
 <w:numbering xmlns:w="http://schemas.openxmlformats.org/wordprocessingml/2006/main">
   <w:abstractNum w:abstractNumId="990">
@@ -677,7 +787,7 @@
   <w:docDefaults>
     <w:rPrDefault>
       <w:rPr>
-        <w:rFonts w:ascii="EB Garamond" w:hAnsi="EB Garamond" w:eastAsia="EB Garamond" w:cs="EB Garamond"/>
+        <w:rFonts w:ascii="Times New Roman" w:hAnsi="Times New Roman" w:eastAsia="Times New Roman" w:cs="Times New Roman"/>
         <w:sz w:val="28"/>
         <w:szCs w:val="28"/>
         <w:lang w:val="en-US" w:eastAsia="zh-CN" w:bidi="ar-SA"/>
@@ -1376,6 +1486,38 @@
       <w:ind w:left="576" w:hanging="576"/>
     </w:pPr>
   </w:style>
+  <w:style w:type="paragraph" w:customStyle="1" w:styleId="TOCEntry1">
+    <w:name w:val="TOC Entry 1"/>
+    <w:basedOn w:val="Single"/>
+    <w:qFormat/>
+    <w:pPr>
+      <w:keepLines/>
+      <w:tabs>
+        <w:tab w:val="right" w:leader="dot" w:pos="9340"/>
+      </w:tabs>
+      <w:ind w:left="720" w:right="720" w:hanging="720"/>
+    </w:pPr>
+  </w:style>
+  <w:style w:type="paragraph" w:customStyle="1" w:styleId="TOCEntry2">
+    <w:name w:val="TOC Entry 2"/>
+    <w:basedOn w:val="TOCEntry1"/>
+    <w:qFormat/>
+    <w:pPr>
+      <w:ind w:left="1440" w:right="720" w:hanging="720"/>
+    </w:pPr>
+  </w:style>
+  <w:style w:type="paragraph" w:customStyle="1" w:styleId="TOAEntry">
+    <w:name w:val="TOA Entry"/>
+    <w:basedOn w:val="Hanging"/>
+    <w:qFormat/>
+    <w:pPr>
+      <w:keepLines/>
+      <w:tabs>
+        <w:tab w:val="right" w:leader="dot" w:pos="9340"/>
+      </w:tabs>
+      <w:ind w:left="576" w:right="1120" w:hanging="576"/>
+    </w:pPr>
+  </w:style>
   <w:style w:type="paragraph" w:customStyle="1" w:styleId="TOCLevel2">
     <w:name w:val="TOC Level 2"/>
     <w:basedOn w:val="Single"/>
@@ -1432,8 +1574,18 @@
     <w:basedOn w:val="BodyText"/>
     <w:qFormat/>
   </w:style>
-  <w:style w:type="paragraph" w:customStyle="1" w:styleId="TOCLevel2">
-    <w:name w:val="TOCLevel2"/>
+  <w:style w:type="paragraph" w:customStyle="1" w:styleId="TOAEntry">
+    <w:name w:val="TOAEntry"/>
+    <w:basedOn w:val="BodyText"/>
+    <w:qFormat/>
+  </w:style>
+  <w:style w:type="paragraph" w:customStyle="1" w:styleId="TOCEntry1">
+    <w:name w:val="TOCEntry1"/>
+    <w:basedOn w:val="BodyText"/>
+    <w:qFormat/>
+  </w:style>
+  <w:style w:type="paragraph" w:customStyle="1" w:styleId="TOCEntry2">
+    <w:name w:val="TOCEntry2"/>
     <w:basedOn w:val="BodyText"/>
     <w:qFormat/>
   </w:style>

--- a/courts/ninth-circuit/bankruptcy-appellate-panel/reply-brief/usage/OUTPUT-reply-brief-2.docx
+++ b/courts/ninth-circuit/bankruptcy-appellate-panel/reply-brief/usage/OUTPUT-reply-brief-2.docx
@@ -4,27 +4,97 @@
   <w:body>
     <w:p>
       <w:pPr>
-        <w:pStyle w:val="Centered"/>
-      </w:pPr>
-      <w:r>
-        <w:rPr>
-          <w:b/>
-          <w:bCs/>
-        </w:rPr>
-        <w:t xml:space="preserve">BAP No. NV-25-0123</w:t>
-      </w:r>
-    </w:p>
-    <w:p>
-      <w:pPr>
-        <w:pStyle w:val="Centered"/>
-      </w:pPr>
-      <w:r>
-        <w:t xml:space="preserve">Bankr. No. 25-10123-abc (Bankr. D. Nev.)</w:t>
-      </w:r>
-    </w:p>
-    <w:p>
-      <w:pPr>
-        <w:pStyle w:val="CenterGap"/>
+        <w:spacing w:before="0" w:after="0" w:line="340" w:lineRule="exact"/>
+        <w:ind w:left="0" w:firstLine="0"/>
+        <w:jc w:val="center"/>
+      </w:pPr>
+      <w:r>
+        <w:rPr>
+          <w:b/>
+          <w:bCs/>
+        </w:rPr>
+        <w:t xml:space="preserve">BAP</w:t>
+      </w:r>
+      <w:r>
+        <w:rPr>
+          <w:b/>
+          <w:bCs/>
+        </w:rPr>
+        <w:t xml:space="preserve"> </w:t>
+      </w:r>
+      <w:r>
+        <w:rPr>
+          <w:b/>
+          <w:bCs/>
+        </w:rPr>
+        <w:t xml:space="preserve">No.</w:t>
+      </w:r>
+      <w:r>
+        <w:rPr>
+          <w:b/>
+          <w:bCs/>
+        </w:rPr>
+        <w:t xml:space="preserve"> </w:t>
+      </w:r>
+      <w:r>
+        <w:rPr>
+          <w:b/>
+          <w:bCs/>
+        </w:rPr>
+        <w:t xml:space="preserve">NV</w:t>
+        <w:noBreakHyphen/>
+        <w:t xml:space="preserve">25</w:t>
+        <w:noBreakHyphen/>
+        <w:t xml:space="preserve">0123</w:t>
+      </w:r>
+    </w:p>
+    <w:p>
+      <w:pPr>
+        <w:spacing w:before="0" w:after="0" w:line="340" w:lineRule="exact"/>
+        <w:ind w:left="0" w:firstLine="0"/>
+        <w:jc w:val="center"/>
+      </w:pPr>
+      <w:r>
+        <w:t xml:space="preserve">Bankr.</w:t>
+      </w:r>
+      <w:r>
+        <w:t xml:space="preserve"> </w:t>
+      </w:r>
+      <w:r>
+        <w:t xml:space="preserve">No.</w:t>
+      </w:r>
+      <w:r>
+        <w:t xml:space="preserve"> </w:t>
+      </w:r>
+      <w:r>
+        <w:t xml:space="preserve">25</w:t>
+        <w:noBreakHyphen/>
+        <w:t xml:space="preserve">10123-abc</w:t>
+      </w:r>
+      <w:r>
+        <w:t xml:space="preserve"> </w:t>
+      </w:r>
+      <w:r>
+        <w:t xml:space="preserve">(Bankr.</w:t>
+      </w:r>
+      <w:r>
+        <w:t xml:space="preserve"> </w:t>
+      </w:r>
+      <w:r>
+        <w:t xml:space="preserve">D.</w:t>
+      </w:r>
+      <w:r>
+        <w:t xml:space="preserve"> </w:t>
+      </w:r>
+      <w:r>
+        <w:t xml:space="preserve">Nev.)</w:t>
+      </w:r>
+    </w:p>
+    <w:p>
+      <w:pPr>
+        <w:spacing w:before="360" w:after="0" w:line="340" w:lineRule="exact"/>
+        <w:ind w:left="0" w:firstLine="0"/>
+        <w:jc w:val="center"/>
       </w:pPr>
       <w:r>
         <w:rPr>
@@ -36,274 +106,774 @@
     </w:p>
     <w:p>
       <w:pPr>
-        <w:pStyle w:val="Centered"/>
-      </w:pPr>
-      <w:r>
-        <w:t xml:space="preserve">JANE EXAMPLE,</w:t>
-      </w:r>
-    </w:p>
-    <w:p>
-      <w:pPr>
-        <w:pStyle w:val="Centered"/>
-      </w:pPr>
-      <w:r>
-        <w:t xml:space="preserve">Appellant,</w:t>
-      </w:r>
-    </w:p>
-    <w:p>
-      <w:pPr>
-        <w:pStyle w:val="CenterGap"/>
-      </w:pPr>
-      <w:r>
-        <w:t xml:space="preserve">v.</w:t>
-      </w:r>
-    </w:p>
-    <w:p>
-      <w:pPr>
-        <w:pStyle w:val="Centered"/>
-      </w:pPr>
-      <w:r>
-        <w:t xml:space="preserve">ACME LENDING, LLC,</w:t>
-      </w:r>
-    </w:p>
-    <w:p>
-      <w:pPr>
-        <w:pStyle w:val="Centered"/>
-      </w:pPr>
-      <w:r>
-        <w:t xml:space="preserve">Appellee.</w:t>
-      </w:r>
-    </w:p>
-    <w:p>
-      <w:pPr>
-        <w:pStyle w:val="CenterGap"/>
-      </w:pPr>
-      <w:r>
-        <w:t xml:space="preserve">On Appeal from the United States Bankruptcy Court for the District of Nevada, Honorable Sample Judge, Presiding</w:t>
-      </w:r>
-    </w:p>
-    <w:p>
-      <w:pPr>
-        <w:pStyle w:val="CenterGap"/>
-      </w:pPr>
-      <w:r>
-        <w:rPr>
-          <w:b/>
-          <w:bCs/>
-        </w:rPr>
-        <w:t xml:space="preserve">APPELLANT'S REPLY BRIEF</w:t>
-      </w:r>
-    </w:p>
-    <w:p>
-      <w:pPr>
-        <w:pStyle w:val="Centered"/>
-      </w:pPr>
-      <w:r>
-        <w:t xml:space="preserve">Pat Sample</w:t>
-      </w:r>
-    </w:p>
-    <w:p>
-      <w:pPr>
-        <w:pStyle w:val="Centered"/>
-      </w:pPr>
-      <w:r>
-        <w:t xml:space="preserve">Sample Law Office</w:t>
-      </w:r>
-    </w:p>
-    <w:p>
-      <w:pPr>
-        <w:pStyle w:val="Centered"/>
-      </w:pPr>
-      <w:r>
-        <w:t xml:space="preserve">123 Example Street, Suite 4</w:t>
-      </w:r>
-    </w:p>
-    <w:p>
-      <w:pPr>
-        <w:pStyle w:val="Centered"/>
-      </w:pPr>
-      <w:r>
-        <w:t xml:space="preserve">Las Vegas, Nevada 89101</w:t>
-      </w:r>
-    </w:p>
-    <w:p>
-      <w:pPr>
-        <w:pStyle w:val="Centered"/>
-      </w:pPr>
-      <w:r>
-        <w:t xml:space="preserve">pat@example.test</w:t>
-      </w:r>
-    </w:p>
-    <w:p>
-      <w:pPr>
-        <w:pStyle w:val="Centered"/>
-      </w:pPr>
-      <w:r>
-        <w:t xml:space="preserve">(702) 555-0100</w:t>
-      </w:r>
-    </w:p>
-    <w:p>
-      <w:pPr>
-        <w:sectPr>
-          <w:footerReference w:type="default" r:id="rId103"/>
-          <w:pgSz w:w="12240" w:h="15840"/>
-          <w:pgMar w:top="1440" w:right="1440" w:bottom="1440" w:left="1440" w:header="720" w:footer="720" w:gutter="0"/>
-        </w:sectPr>
-      </w:pPr>
-    </w:p>
-    <w:p>
-      <w:pPr>
-        <w:pStyle w:val="SectionTitle"/>
-      </w:pPr>
-      <w:r>
-        <w:rPr>
-          <w:b/>
-          <w:bCs/>
-        </w:rPr>
-        <w:t xml:space="preserve">TABLE OF CONTENTS</w:t>
-      </w:r>
-    </w:p>
-    <w:p>
-      <w:pPr>
-        <w:pStyle w:val="TOCEntry1"/>
-      </w:pPr>
-      <w:r>
-        <w:t xml:space="preserve">Argument</w:t>
-      </w:r>
-      <w:r>
-        <w:t xml:space="preserve"> </w:t>
-      </w:r>
-      <w:r>
-        <w:tab/>
-      </w:r>
-      <w:r>
-        <w:t xml:space="preserve">1</w:t>
-      </w:r>
-    </w:p>
-    <w:p>
-      <w:pPr>
-        <w:pStyle w:val="TOCEntry2"/>
-      </w:pPr>
-      <w:r>
-        <w:t xml:space="preserve">I. The Appellee Does Not Answer the Consideration Argument</w:t>
-      </w:r>
-      <w:r>
-        <w:t xml:space="preserve"> </w:t>
-      </w:r>
-      <w:r>
-        <w:tab/>
-      </w:r>
-      <w:r>
-        <w:t xml:space="preserve">1</w:t>
-      </w:r>
-    </w:p>
-    <w:p>
-      <w:pPr>
-        <w:pStyle w:val="TOCEntry2"/>
-      </w:pPr>
-      <w:r>
-        <w:t xml:space="preserve">II. The Solvency Argument Does Not Depend on the Schedules</w:t>
-      </w:r>
-      <w:r>
-        <w:t xml:space="preserve"> </w:t>
-      </w:r>
-      <w:r>
-        <w:tab/>
-      </w:r>
-      <w:r>
-        <w:t xml:space="preserve">1</w:t>
-      </w:r>
-    </w:p>
-    <w:p>
-      <w:pPr>
-        <w:pStyle w:val="TOCEntry2"/>
-      </w:pPr>
-      <w:r>
-        <w:t xml:space="preserve">III. The Section 544 Discussion Is Not Harmless</w:t>
-      </w:r>
-      <w:r>
-        <w:t xml:space="preserve"> </w:t>
-      </w:r>
-      <w:r>
-        <w:tab/>
-      </w:r>
-      <w:r>
-        <w:t xml:space="preserve">2</w:t>
-      </w:r>
-    </w:p>
-    <w:p>
-      <w:pPr>
-        <w:pStyle w:val="TOCEntry1"/>
-      </w:pPr>
-      <w:r>
-        <w:t xml:space="preserve">Conclusion</w:t>
-      </w:r>
-      <w:r>
-        <w:t xml:space="preserve"> </w:t>
-      </w:r>
-      <w:r>
-        <w:tab/>
-      </w:r>
-      <w:r>
-        <w:t xml:space="preserve">3</w:t>
-      </w:r>
-    </w:p>
-    <w:p>
-      <w:r>
-        <w:br w:type="page"/>
-      </w:r>
-    </w:p>
-    <w:p>
-      <w:pPr>
-        <w:pStyle w:val="SectionTitle"/>
-      </w:pPr>
-      <w:r>
-        <w:rPr>
-          <w:b/>
-          <w:bCs/>
-        </w:rPr>
-        <w:t xml:space="preserve">TABLE OF AUTHORITIES</w:t>
-      </w:r>
-    </w:p>
-    <w:p>
-      <w:pPr>
-        <w:pStyle w:val="Single"/>
-      </w:pPr>
-      <w:r>
-        <w:rPr>
-          <w:b/>
-          <w:bCs/>
-        </w:rPr>
-        <w:t xml:space="preserve">Cases</w:t>
-      </w:r>
-    </w:p>
-    <w:p>
-      <w:pPr>
-        <w:pStyle w:val="TOAEntry"/>
+        <w:spacing w:before="360" w:after="0" w:line="340" w:lineRule="exact"/>
+        <w:ind w:left="0" w:firstLine="0"/>
+        <w:jc w:val="center"/>
       </w:pPr>
       <w:r>
         <w:rPr>
           <w:i/>
           <w:iCs/>
         </w:rPr>
-        <w:t xml:space="preserve">Law v. Siegel</w:t>
-      </w:r>
-      <w:r>
-        <w:t xml:space="preserve">, 571 U.S. 415 (2014)</w:t>
-      </w:r>
-      <w:r>
-        <w:t xml:space="preserve"> </w:t>
+        <w:t xml:space="preserve">JANE</w:t>
+      </w:r>
+      <w:r>
+        <w:rPr>
+          <w:i/>
+          <w:iCs/>
+        </w:rPr>
+        <w:t xml:space="preserve"> </w:t>
+      </w:r>
+      <w:r>
+        <w:rPr>
+          <w:i/>
+          <w:iCs/>
+        </w:rPr>
+        <w:t xml:space="preserve">EXAMPLE</w:t>
+      </w:r>
+      <w:r>
+        <w:t xml:space="preserve">,</w:t>
+      </w:r>
+    </w:p>
+    <w:p>
+      <w:pPr>
+        <w:spacing w:before="0" w:after="0" w:line="340" w:lineRule="exact"/>
+        <w:ind w:left="0" w:firstLine="0"/>
+        <w:jc w:val="center"/>
+      </w:pPr>
+      <w:r>
+        <w:t xml:space="preserve">Appellant,</w:t>
+      </w:r>
+    </w:p>
+    <w:p>
+      <w:pPr>
+        <w:spacing w:before="200" w:after="0" w:line="340" w:lineRule="exact"/>
+        <w:ind w:left="0" w:firstLine="0"/>
+        <w:jc w:val="center"/>
+      </w:pPr>
+      <w:r>
+        <w:t xml:space="preserve">v.</w:t>
+      </w:r>
+    </w:p>
+    <w:p>
+      <w:pPr>
+        <w:spacing w:before="200" w:after="0" w:line="340" w:lineRule="exact"/>
+        <w:ind w:left="0" w:firstLine="0"/>
+        <w:jc w:val="center"/>
+      </w:pPr>
+      <w:r>
+        <w:rPr>
+          <w:i/>
+          <w:iCs/>
+        </w:rPr>
+        <w:t xml:space="preserve">ACME</w:t>
+      </w:r>
+      <w:r>
+        <w:rPr>
+          <w:i/>
+          <w:iCs/>
+        </w:rPr>
+        <w:t xml:space="preserve"> </w:t>
+      </w:r>
+      <w:r>
+        <w:rPr>
+          <w:i/>
+          <w:iCs/>
+        </w:rPr>
+        <w:t xml:space="preserve">LENDING,</w:t>
+      </w:r>
+      <w:r>
+        <w:rPr>
+          <w:i/>
+          <w:iCs/>
+        </w:rPr>
+        <w:t xml:space="preserve"> </w:t>
+      </w:r>
+      <w:r>
+        <w:rPr>
+          <w:i/>
+          <w:iCs/>
+        </w:rPr>
+        <w:t xml:space="preserve">LLC</w:t>
+      </w:r>
+      <w:r>
+        <w:t xml:space="preserve">,</w:t>
+      </w:r>
+    </w:p>
+    <w:p>
+      <w:pPr>
+        <w:spacing w:before="0" w:after="0" w:line="340" w:lineRule="exact"/>
+        <w:ind w:left="0" w:firstLine="0"/>
+        <w:jc w:val="center"/>
+      </w:pPr>
+      <w:r>
+        <w:t xml:space="preserve">Appellee.</w:t>
+      </w:r>
+    </w:p>
+    <w:p>
+      <w:pPr>
+        <w:spacing w:before="360" w:after="0" w:line="340" w:lineRule="exact"/>
+        <w:ind w:left="0" w:firstLine="0"/>
+        <w:jc w:val="center"/>
+      </w:pPr>
+      <w:r>
+        <w:t xml:space="preserve">On</w:t>
+      </w:r>
+      <w:r>
+        <w:t xml:space="preserve"> </w:t>
+      </w:r>
+      <w:r>
+        <w:t xml:space="preserve">Appeal</w:t>
+      </w:r>
+      <w:r>
+        <w:t xml:space="preserve"> </w:t>
+      </w:r>
+      <w:r>
+        <w:t xml:space="preserve">from</w:t>
+      </w:r>
+      <w:r>
+        <w:t xml:space="preserve"> </w:t>
+      </w:r>
+      <w:r>
+        <w:t xml:space="preserve">the</w:t>
+      </w:r>
+      <w:r>
+        <w:t xml:space="preserve"> </w:t>
+      </w:r>
+      <w:r>
+        <w:t xml:space="preserve">United</w:t>
+      </w:r>
+      <w:r>
+        <w:t xml:space="preserve"> </w:t>
+      </w:r>
+      <w:r>
+        <w:t xml:space="preserve">States</w:t>
+      </w:r>
+      <w:r>
+        <w:t xml:space="preserve"> </w:t>
+      </w:r>
+      <w:r>
+        <w:t xml:space="preserve">Bankruptcy</w:t>
+      </w:r>
+      <w:r>
+        <w:t xml:space="preserve"> </w:t>
+      </w:r>
+      <w:r>
+        <w:t xml:space="preserve">Court</w:t>
+      </w:r>
+      <w:r>
+        <w:t xml:space="preserve"> </w:t>
+      </w:r>
+      <w:r>
+        <w:t xml:space="preserve">for</w:t>
+      </w:r>
+      <w:r>
+        <w:t xml:space="preserve"> </w:t>
+      </w:r>
+      <w:r>
+        <w:t xml:space="preserve">the</w:t>
+      </w:r>
+      <w:r>
+        <w:t xml:space="preserve"> </w:t>
+      </w:r>
+      <w:r>
+        <w:t xml:space="preserve">District</w:t>
+      </w:r>
+      <w:r>
+        <w:t xml:space="preserve"> </w:t>
+      </w:r>
+      <w:r>
+        <w:t xml:space="preserve">of</w:t>
+      </w:r>
+      <w:r>
+        <w:t xml:space="preserve"> </w:t>
+      </w:r>
+      <w:r>
+        <w:t xml:space="preserve">Nevada,</w:t>
+      </w:r>
+      <w:r>
+        <w:t xml:space="preserve"> </w:t>
+      </w:r>
+      <w:r>
+        <w:t xml:space="preserve">Honorable</w:t>
+      </w:r>
+      <w:r>
+        <w:t xml:space="preserve"> </w:t>
+      </w:r>
+      <w:r>
+        <w:t xml:space="preserve">Sample</w:t>
+      </w:r>
+      <w:r>
+        <w:t xml:space="preserve"> </w:t>
+      </w:r>
+      <w:r>
+        <w:t xml:space="preserve">Judge,</w:t>
+      </w:r>
+      <w:r>
+        <w:t xml:space="preserve"> </w:t>
+      </w:r>
+      <w:r>
+        <w:t xml:space="preserve">Presiding</w:t>
+      </w:r>
+    </w:p>
+    <w:p>
+      <w:pPr>
+        <w:spacing w:before="360" w:after="0" w:line="340" w:lineRule="exact"/>
+        <w:ind w:left="0" w:firstLine="0"/>
+        <w:jc w:val="center"/>
+      </w:pPr>
+      <w:r>
+        <w:rPr>
+          <w:b/>
+          <w:bCs/>
+        </w:rPr>
+        <w:t xml:space="preserve">APPELLANT’S REPLY BRIEF</w:t>
+      </w:r>
+    </w:p>
+    <w:p>
+      <w:pPr>
+        <w:spacing w:before="360" w:after="0" w:line="340" w:lineRule="exact"/>
+        <w:ind w:left="0" w:firstLine="0"/>
+        <w:jc w:val="center"/>
+      </w:pPr>
+      <w:r>
+        <w:t xml:space="preserve">Pat</w:t>
+      </w:r>
+      <w:r>
+        <w:t xml:space="preserve"> </w:t>
+      </w:r>
+      <w:r>
+        <w:t xml:space="preserve">Sample</w:t>
+      </w:r>
+    </w:p>
+    <w:p>
+      <w:pPr>
+        <w:spacing w:before="0" w:after="0" w:line="340" w:lineRule="exact"/>
+        <w:ind w:left="0" w:firstLine="0"/>
+        <w:jc w:val="center"/>
+      </w:pPr>
+      <w:r>
+        <w:rPr>
+          <w:i/>
+          <w:iCs/>
+        </w:rPr>
+        <w:t xml:space="preserve">Sample</w:t>
+      </w:r>
+      <w:r>
+        <w:rPr>
+          <w:i/>
+          <w:iCs/>
+        </w:rPr>
+        <w:t xml:space="preserve"> </w:t>
+      </w:r>
+      <w:r>
+        <w:rPr>
+          <w:i/>
+          <w:iCs/>
+        </w:rPr>
+        <w:t xml:space="preserve">Law</w:t>
+      </w:r>
+      <w:r>
+        <w:rPr>
+          <w:i/>
+          <w:iCs/>
+        </w:rPr>
+        <w:t xml:space="preserve"> </w:t>
+      </w:r>
+      <w:r>
+        <w:rPr>
+          <w:i/>
+          <w:iCs/>
+        </w:rPr>
+        <w:t xml:space="preserve">Office</w:t>
+      </w:r>
+    </w:p>
+    <w:p>
+      <w:pPr>
+        <w:spacing w:before="0" w:after="0" w:line="340" w:lineRule="exact"/>
+        <w:ind w:left="0" w:firstLine="0"/>
+        <w:jc w:val="center"/>
+      </w:pPr>
+      <w:r>
+        <w:t xml:space="preserve">123</w:t>
+      </w:r>
+      <w:r>
+        <w:t xml:space="preserve"> </w:t>
+      </w:r>
+      <w:r>
+        <w:t xml:space="preserve">Example</w:t>
+      </w:r>
+      <w:r>
+        <w:t xml:space="preserve"> </w:t>
+      </w:r>
+      <w:r>
+        <w:t xml:space="preserve">Street,</w:t>
+      </w:r>
+      <w:r>
+        <w:t xml:space="preserve"> </w:t>
+      </w:r>
+      <w:r>
+        <w:t xml:space="preserve">Suite</w:t>
+      </w:r>
+      <w:r>
+        <w:t xml:space="preserve"> </w:t>
+      </w:r>
+      <w:r>
+        <w:t xml:space="preserve">4</w:t>
+      </w:r>
+    </w:p>
+    <w:p>
+      <w:pPr>
+        <w:spacing w:before="0" w:after="0" w:line="340" w:lineRule="exact"/>
+        <w:ind w:left="0" w:firstLine="0"/>
+        <w:jc w:val="center"/>
+      </w:pPr>
+      <w:r>
+        <w:t xml:space="preserve">Las</w:t>
+      </w:r>
+      <w:r>
+        <w:t xml:space="preserve"> </w:t>
+      </w:r>
+      <w:r>
+        <w:t xml:space="preserve">Vegas,</w:t>
+      </w:r>
+      <w:r>
+        <w:t xml:space="preserve"> </w:t>
+      </w:r>
+      <w:r>
+        <w:t xml:space="preserve">Nevada</w:t>
+      </w:r>
+      <w:r>
+        <w:t xml:space="preserve"> </w:t>
+      </w:r>
+      <w:r>
+        <w:t xml:space="preserve">89101</w:t>
+      </w:r>
+    </w:p>
+    <w:p>
+      <w:pPr>
+        <w:spacing w:before="0" w:after="0" w:line="340" w:lineRule="exact"/>
+        <w:ind w:left="0" w:firstLine="0"/>
+        <w:jc w:val="center"/>
+      </w:pPr>
+      <w:r>
+        <w:t xml:space="preserve">pat@example.test</w:t>
+      </w:r>
+    </w:p>
+    <w:p>
+      <w:pPr>
+        <w:spacing w:before="0" w:after="0" w:line="340" w:lineRule="exact"/>
+        <w:ind w:left="0" w:firstLine="0"/>
+        <w:jc w:val="center"/>
+      </w:pPr>
+      <w:r>
+        <w:t xml:space="preserve">(702)</w:t>
+      </w:r>
+      <w:r>
+        <w:t xml:space="preserve"> </w:t>
+      </w:r>
+      <w:r>
+        <w:t xml:space="preserve">555</w:t>
+        <w:noBreakHyphen/>
+        <w:t xml:space="preserve">0100</w:t>
+      </w:r>
+    </w:p>
+    <w:p>
+      <w:pPr>
+        <w:spacing w:before="0" w:after="0" w:line="20" w:lineRule="exact"/>
+        <w:sectPr>
+          <w:footerReference w:type="default" r:id="rIdFtrNone"/>
+          <w:pgSz w:w="12240" w:h="15840"/>
+          <w:pgMar w:top="1440" w:right="1440" w:bottom="1440" w:left="1440" w:header="720" w:footer="676" w:gutter="0"/>
+        </w:sectPr>
+      </w:pPr>
+    </w:p>
+    <w:p>
+      <w:pPr>
+        <w:keepNext/>
+        <w:keepLines/>
+        <w:spacing w:before="0" w:after="280" w:line="340" w:lineRule="exact"/>
+        <w:ind w:left="0" w:firstLine="0"/>
+        <w:jc w:val="center"/>
+      </w:pPr>
+      <w:r>
+        <w:rPr>
+          <w:b/>
+          <w:bCs/>
+        </w:rPr>
+        <w:t xml:space="preserve">TABLE OF CONTENTS</w:t>
+      </w:r>
+    </w:p>
+    <w:p>
+      <w:pPr>
+        <w:keepLines/>
+        <w:tabs>
+          <w:tab w:val="right" w:leader="dot" w:pos="9360"/>
+        </w:tabs>
+        <w:spacing w:before="120" w:after="0" w:line="340" w:lineRule="exact"/>
+        <w:ind w:left="720" w:right="720" w:hanging="720"/>
+      </w:pPr>
+      <w:r>
+        <w:t xml:space="preserve">Argument</w:t>
+      </w:r>
+      <w:r>
+        <w:t xml:space="preserve">   </w:t>
       </w:r>
       <w:r>
         <w:tab/>
       </w:r>
       <w:r>
+        <w:t xml:space="preserve">1</w:t>
+      </w:r>
+    </w:p>
+    <w:p>
+      <w:pPr>
+        <w:keepLines/>
+        <w:tabs>
+          <w:tab w:val="right" w:leader="dot" w:pos="9360"/>
+        </w:tabs>
+        <w:spacing w:before="120" w:after="0" w:line="340" w:lineRule="exact"/>
+        <w:ind w:left="1440" w:right="720" w:hanging="720"/>
+      </w:pPr>
+      <w:r>
+        <w:t xml:space="preserve">I.</w:t>
+      </w:r>
+      <w:r>
+        <w:t xml:space="preserve"> </w:t>
+      </w:r>
+      <w:r>
+        <w:t xml:space="preserve">The</w:t>
+      </w:r>
+      <w:r>
+        <w:t xml:space="preserve"> </w:t>
+      </w:r>
+      <w:r>
+        <w:t xml:space="preserve">Appellee</w:t>
+      </w:r>
+      <w:r>
+        <w:t xml:space="preserve"> </w:t>
+      </w:r>
+      <w:r>
+        <w:t xml:space="preserve">Does</w:t>
+      </w:r>
+      <w:r>
+        <w:t xml:space="preserve"> </w:t>
+      </w:r>
+      <w:r>
+        <w:t xml:space="preserve">Not</w:t>
+      </w:r>
+      <w:r>
+        <w:t xml:space="preserve"> </w:t>
+      </w:r>
+      <w:r>
+        <w:t xml:space="preserve">Answer</w:t>
+      </w:r>
+      <w:r>
+        <w:t xml:space="preserve"> </w:t>
+      </w:r>
+      <w:r>
+        <w:t xml:space="preserve">the</w:t>
+      </w:r>
+      <w:r>
+        <w:t xml:space="preserve"> </w:t>
+      </w:r>
+      <w:r>
+        <w:t xml:space="preserve">Consideration</w:t>
+      </w:r>
+      <w:r>
+        <w:t xml:space="preserve"> </w:t>
+      </w:r>
+      <w:r>
+        <w:t xml:space="preserve">Argument</w:t>
+      </w:r>
+      <w:r>
+        <w:t xml:space="preserve">   </w:t>
+      </w:r>
+      <w:r>
+        <w:tab/>
+      </w:r>
+      <w:r>
+        <w:t xml:space="preserve">1</w:t>
+      </w:r>
+    </w:p>
+    <w:p>
+      <w:pPr>
+        <w:keepLines/>
+        <w:tabs>
+          <w:tab w:val="right" w:leader="dot" w:pos="9360"/>
+        </w:tabs>
+        <w:spacing w:before="120" w:after="0" w:line="340" w:lineRule="exact"/>
+        <w:ind w:left="1440" w:right="720" w:hanging="720"/>
+      </w:pPr>
+      <w:r>
+        <w:t xml:space="preserve">II.</w:t>
+      </w:r>
+      <w:r>
+        <w:t xml:space="preserve"> </w:t>
+      </w:r>
+      <w:r>
+        <w:t xml:space="preserve">The</w:t>
+      </w:r>
+      <w:r>
+        <w:t xml:space="preserve"> </w:t>
+      </w:r>
+      <w:r>
+        <w:t xml:space="preserve">Solvency</w:t>
+      </w:r>
+      <w:r>
+        <w:t xml:space="preserve"> </w:t>
+      </w:r>
+      <w:r>
+        <w:t xml:space="preserve">Argument</w:t>
+      </w:r>
+      <w:r>
+        <w:t xml:space="preserve"> </w:t>
+      </w:r>
+      <w:r>
+        <w:t xml:space="preserve">Does</w:t>
+      </w:r>
+      <w:r>
+        <w:t xml:space="preserve"> </w:t>
+      </w:r>
+      <w:r>
+        <w:t xml:space="preserve">Not</w:t>
+      </w:r>
+      <w:r>
+        <w:t xml:space="preserve"> </w:t>
+      </w:r>
+      <w:r>
+        <w:t xml:space="preserve">Depend</w:t>
+      </w:r>
+      <w:r>
+        <w:t xml:space="preserve"> </w:t>
+      </w:r>
+      <w:r>
+        <w:t xml:space="preserve">on</w:t>
+      </w:r>
+      <w:r>
+        <w:t xml:space="preserve"> </w:t>
+      </w:r>
+      <w:r>
+        <w:t xml:space="preserve">the</w:t>
+      </w:r>
+      <w:r>
+        <w:t xml:space="preserve"> </w:t>
+      </w:r>
+      <w:r>
+        <w:t xml:space="preserve">Schedules</w:t>
+      </w:r>
+      <w:r>
+        <w:t xml:space="preserve">   </w:t>
+      </w:r>
+      <w:r>
+        <w:tab/>
+      </w:r>
+      <w:r>
+        <w:t xml:space="preserve">1</w:t>
+      </w:r>
+    </w:p>
+    <w:p>
+      <w:pPr>
+        <w:keepLines/>
+        <w:tabs>
+          <w:tab w:val="right" w:leader="dot" w:pos="9360"/>
+        </w:tabs>
+        <w:spacing w:before="120" w:after="0" w:line="340" w:lineRule="exact"/>
+        <w:ind w:left="1440" w:right="720" w:hanging="720"/>
+      </w:pPr>
+      <w:r>
+        <w:t xml:space="preserve">III.</w:t>
+      </w:r>
+      <w:r>
+        <w:t xml:space="preserve"> </w:t>
+      </w:r>
+      <w:r>
+        <w:t xml:space="preserve">The</w:t>
+      </w:r>
+      <w:r>
+        <w:t xml:space="preserve"> </w:t>
+      </w:r>
+      <w:r>
+        <w:t xml:space="preserve">Section</w:t>
+      </w:r>
+      <w:r>
+        <w:t xml:space="preserve"> </w:t>
+      </w:r>
+      <w:r>
+        <w:t xml:space="preserve">544</w:t>
+      </w:r>
+      <w:r>
+        <w:t xml:space="preserve"> </w:t>
+      </w:r>
+      <w:r>
+        <w:t xml:space="preserve">Discussion</w:t>
+      </w:r>
+      <w:r>
+        <w:t xml:space="preserve"> </w:t>
+      </w:r>
+      <w:r>
+        <w:t xml:space="preserve">Is</w:t>
+      </w:r>
+      <w:r>
+        <w:t xml:space="preserve"> </w:t>
+      </w:r>
+      <w:r>
+        <w:t xml:space="preserve">Not</w:t>
+      </w:r>
+      <w:r>
+        <w:t xml:space="preserve"> </w:t>
+      </w:r>
+      <w:r>
+        <w:t xml:space="preserve">Harmless</w:t>
+      </w:r>
+      <w:r>
+        <w:t xml:space="preserve">   </w:t>
+      </w:r>
+      <w:r>
+        <w:tab/>
+      </w:r>
+      <w:r>
         <w:t xml:space="preserve">2</w:t>
       </w:r>
     </w:p>
     <w:p>
       <w:pPr>
-        <w:pStyle w:val="Single"/>
+        <w:keepLines/>
+        <w:tabs>
+          <w:tab w:val="right" w:leader="dot" w:pos="9360"/>
+        </w:tabs>
+        <w:spacing w:before="120" w:after="0" w:line="340" w:lineRule="exact"/>
+        <w:ind w:left="720" w:right="720" w:hanging="720"/>
+      </w:pPr>
+      <w:r>
+        <w:t xml:space="preserve">Conclusion</w:t>
+      </w:r>
+      <w:r>
+        <w:t xml:space="preserve">   </w:t>
+      </w:r>
+      <w:r>
+        <w:tab/>
+      </w:r>
+      <w:r>
+        <w:t xml:space="preserve">2</w:t>
+      </w:r>
+    </w:p>
+    <w:p>
+      <w:pPr>
+        <w:keepNext/>
+        <w:keepLines/>
+        <w:pageBreakBefore/>
+        <w:spacing w:before="0" w:after="280" w:line="340" w:lineRule="exact"/>
+        <w:ind w:left="0" w:firstLine="0"/>
+        <w:jc w:val="center"/>
+      </w:pPr>
+      <w:r>
+        <w:rPr>
+          <w:b/>
+          <w:bCs/>
+        </w:rPr>
+        <w:t xml:space="preserve">TABLE OF AUTHORITIES</w:t>
+      </w:r>
+    </w:p>
+    <w:p>
+      <w:pPr>
+        <w:keepNext/>
+        <w:keepLines/>
+        <w:spacing w:before="360" w:after="120" w:line="340" w:lineRule="exact"/>
+        <w:ind w:left="0" w:firstLine="0"/>
+      </w:pPr>
+      <w:r>
+        <w:rPr>
+          <w:b/>
+          <w:bCs/>
+        </w:rPr>
+        <w:t xml:space="preserve">Cases</w:t>
+      </w:r>
+    </w:p>
+    <w:p>
+      <w:pPr>
+        <w:keepLines/>
+        <w:tabs>
+          <w:tab w:val="right" w:leader="dot" w:pos="9360"/>
+        </w:tabs>
+        <w:spacing w:before="120" w:after="0" w:line="340" w:lineRule="exact"/>
+        <w:ind w:left="576" w:right="1120" w:hanging="576"/>
+      </w:pPr>
+      <w:r>
+        <w:rPr>
+          <w:i/>
+          <w:iCs/>
+        </w:rPr>
+        <w:t xml:space="preserve">Law</w:t>
+      </w:r>
+      <w:r>
+        <w:rPr>
+          <w:i/>
+          <w:iCs/>
+        </w:rPr>
+        <w:t xml:space="preserve"> </w:t>
+      </w:r>
+      <w:r>
+        <w:rPr>
+          <w:i/>
+          <w:iCs/>
+        </w:rPr>
+        <w:t xml:space="preserve">v.</w:t>
+      </w:r>
+      <w:r>
+        <w:rPr>
+          <w:i/>
+          <w:iCs/>
+        </w:rPr>
+        <w:t xml:space="preserve"> </w:t>
+      </w:r>
+      <w:r>
+        <w:rPr>
+          <w:i/>
+          <w:iCs/>
+        </w:rPr>
+        <w:t xml:space="preserve">Siegel</w:t>
+      </w:r>
+      <w:r>
+        <w:t xml:space="preserve">, </w:t>
+      </w:r>
+      <w:r>
+        <w:t xml:space="preserve">571</w:t>
+      </w:r>
+      <w:r>
+        <w:t xml:space="preserve"> </w:t>
+      </w:r>
+      <w:r>
+        <w:t xml:space="preserve">U.S.</w:t>
+      </w:r>
+      <w:r>
+        <w:t xml:space="preserve"> </w:t>
+      </w:r>
+      <w:r>
+        <w:t xml:space="preserve">415</w:t>
+      </w:r>
+      <w:r>
+        <w:t xml:space="preserve"> </w:t>
+      </w:r>
+      <w:r>
+        <w:t xml:space="preserve">(2014)</w:t>
+      </w:r>
+      <w:r>
+        <w:t xml:space="preserve">   </w:t>
+      </w:r>
+      <w:r>
+        <w:tab/>
+      </w:r>
+      <w:r>
+        <w:t xml:space="preserve">2</w:t>
+      </w:r>
+    </w:p>
+    <w:p>
+      <w:pPr>
+        <w:keepNext/>
+        <w:keepLines/>
+        <w:spacing w:before="360" w:after="120" w:line="340" w:lineRule="exact"/>
+        <w:ind w:left="0" w:firstLine="0"/>
       </w:pPr>
       <w:r>
         <w:rPr>
@@ -315,13 +885,36 @@
     </w:p>
     <w:p>
       <w:pPr>
-        <w:pStyle w:val="TOAEntry"/>
-      </w:pPr>
-      <w:r>
-        <w:t xml:space="preserve">11 U.S.C. § 548</w:t>
-      </w:r>
-      <w:r>
-        <w:t xml:space="preserve"> </w:t>
+        <w:keepLines/>
+        <w:tabs>
+          <w:tab w:val="right" w:leader="dot" w:pos="9360"/>
+        </w:tabs>
+        <w:spacing w:before="120" w:after="0" w:line="340" w:lineRule="exact"/>
+        <w:ind w:left="576" w:right="1120" w:hanging="576"/>
+      </w:pPr>
+      <w:r>
+        <w:t xml:space="preserve">11</w:t>
+      </w:r>
+      <w:r>
+        <w:t xml:space="preserve"> </w:t>
+      </w:r>
+      <w:r>
+        <w:t xml:space="preserve">U.S.C.</w:t>
+      </w:r>
+      <w:r>
+        <w:t xml:space="preserve"> </w:t>
+      </w:r>
+      <w:r>
+        <w:t xml:space="preserve">§</w:t>
+      </w:r>
+      <w:r>
+        <w:t xml:space="preserve"> </w:t>
+      </w:r>
+      <w:r>
+        <w:t xml:space="preserve">548</w:t>
+      </w:r>
+      <w:r>
+        <w:t xml:space="preserve">   </w:t>
       </w:r>
       <w:r>
         <w:tab/>
@@ -332,10 +925,11 @@
     </w:p>
     <w:p>
       <w:pPr>
+        <w:spacing w:before="0" w:after="0" w:line="20" w:lineRule="exact"/>
         <w:sectPr>
-          <w:footerReference w:type="default" r:id="rId102"/>
+          <w:footerReference w:type="default" r:id="rIdFtrPage"/>
           <w:pgSz w:w="12240" w:h="15840"/>
-          <w:pgMar w:top="1440" w:right="1440" w:bottom="1440" w:left="1440" w:header="720" w:footer="720" w:gutter="0"/>
+          <w:pgMar w:top="1440" w:right="1440" w:bottom="1440" w:left="1440" w:header="720" w:footer="676" w:gutter="0"/>
           <w:pgNumType w:fmt="lowerRoman" w:start="1"/>
         </w:sectPr>
       </w:pPr>
@@ -343,29 +937,155 @@
     <w:p>
       <w:pPr>
         <w:pStyle w:val="Heading1"/>
-      </w:pPr>
-      <w:bookmarkStart w:id="112" w:name="_argument"/>
-      <w:r>
+        <w:keepNext/>
+        <w:keepLines/>
+        <w:spacing w:before="0" w:after="280" w:line="340" w:lineRule="exact"/>
+        <w:ind w:left="0" w:firstLine="0"/>
+        <w:jc w:val="center"/>
+      </w:pPr>
+      <w:r>
+        <w:rPr>
+          <w:b/>
+          <w:bCs/>
+          <w:caps w:val="0"/>
+        </w:rPr>
         <w:t xml:space="preserve">Argument</w:t>
       </w:r>
-      <w:bookmarkEnd w:id="112"/>
     </w:p>
     <w:p>
       <w:pPr>
         <w:pStyle w:val="Heading2"/>
-      </w:pPr>
-      <w:bookmarkStart w:id="113" w:name="_4c71d9acda5bd988e210103d81df57c29f005c3"/>
-      <w:r>
-        <w:t xml:space="preserve">I. The Appellee Does Not Answer the Consideration Argument</w:t>
-      </w:r>
-      <w:bookmarkEnd w:id="113"/>
+        <w:keepNext/>
+        <w:keepLines/>
+        <w:spacing w:before="400" w:after="240" w:line="340" w:lineRule="exact"/>
+        <w:ind w:left="720" w:hanging="720"/>
+      </w:pPr>
+      <w:r>
+        <w:rPr>
+          <w:b/>
+          <w:bCs/>
+        </w:rPr>
+        <w:t xml:space="preserve">I.</w:t>
+      </w:r>
+      <w:r>
+        <w:rPr>
+          <w:b/>
+          <w:bCs/>
+        </w:rPr>
+        <w:t xml:space="preserve"> </w:t>
+      </w:r>
+      <w:r>
+        <w:rPr>
+          <w:b/>
+          <w:bCs/>
+        </w:rPr>
+        <w:t xml:space="preserve">The</w:t>
+      </w:r>
+      <w:r>
+        <w:rPr>
+          <w:b/>
+          <w:bCs/>
+        </w:rPr>
+        <w:t xml:space="preserve"> </w:t>
+      </w:r>
+      <w:r>
+        <w:rPr>
+          <w:b/>
+          <w:bCs/>
+        </w:rPr>
+        <w:t xml:space="preserve">Appellee</w:t>
+      </w:r>
+      <w:r>
+        <w:rPr>
+          <w:b/>
+          <w:bCs/>
+        </w:rPr>
+        <w:t xml:space="preserve"> </w:t>
+      </w:r>
+      <w:r>
+        <w:rPr>
+          <w:b/>
+          <w:bCs/>
+        </w:rPr>
+        <w:t xml:space="preserve">Does</w:t>
+      </w:r>
+      <w:r>
+        <w:rPr>
+          <w:b/>
+          <w:bCs/>
+        </w:rPr>
+        <w:t xml:space="preserve"> </w:t>
+      </w:r>
+      <w:r>
+        <w:rPr>
+          <w:b/>
+          <w:bCs/>
+        </w:rPr>
+        <w:t xml:space="preserve">Not</w:t>
+      </w:r>
+      <w:r>
+        <w:rPr>
+          <w:b/>
+          <w:bCs/>
+        </w:rPr>
+        <w:t xml:space="preserve"> </w:t>
+      </w:r>
+      <w:r>
+        <w:rPr>
+          <w:b/>
+          <w:bCs/>
+        </w:rPr>
+        <w:t xml:space="preserve">Answer</w:t>
+      </w:r>
+      <w:r>
+        <w:rPr>
+          <w:b/>
+          <w:bCs/>
+        </w:rPr>
+        <w:t xml:space="preserve"> </w:t>
+      </w:r>
+      <w:r>
+        <w:rPr>
+          <w:b/>
+          <w:bCs/>
+        </w:rPr>
+        <w:t xml:space="preserve">the</w:t>
+      </w:r>
+      <w:r>
+        <w:rPr>
+          <w:b/>
+          <w:bCs/>
+        </w:rPr>
+        <w:t xml:space="preserve"> </w:t>
+      </w:r>
+      <w:r>
+        <w:rPr>
+          <w:b/>
+          <w:bCs/>
+        </w:rPr>
+        <w:t xml:space="preserve">Consideration</w:t>
+      </w:r>
+      <w:r>
+        <w:rPr>
+          <w:b/>
+          <w:bCs/>
+        </w:rPr>
+        <w:t xml:space="preserve"> </w:t>
+      </w:r>
+      <w:r>
+        <w:rPr>
+          <w:b/>
+          <w:bCs/>
+        </w:rPr>
+        <w:t xml:space="preserve">Argument</w:t>
+      </w:r>
     </w:p>
     <w:p>
       <w:pPr>
         <w:pStyle w:val="FirstParagraph"/>
       </w:pPr>
       <w:r>
-        <w:t xml:space="preserve">The appellee’s brief says the Bankruptcy Court found that the consideration was less than reasonably equivalent value. The court made no such finding. The appellee’s response rests on the appraiser’s range, but the appellee does not identify where the court selected a figure from that range. 11 U.S.C. § 548 requires that finding as an element, and its absence is not cured by the appraisal alone.</w:t>
+        <w:t xml:space="preserve">The appellee’s brief says the Bankruptcy Court found that the consideration was less than reasonably equivalent value. The court made no such finding. The appellee’s response rests on the appraiser’s range, but the appellee does not identify where the court selected a figure from that range. 11 U.S.C. § 548 requires that finding as an element, and its absence is not cured by the appraisal alone.</w:t>
       </w:r>
     </w:p>
     <w:p>
@@ -373,40 +1093,288 @@
         <w:pStyle w:val="BodyText"/>
       </w:pPr>
       <w:r>
-        <w:t xml:space="preserve">The appellee also does not dispute that the lien was the debtor’s own obligation. Once the lien is counted, the consideration is within the range the appraiser gave for a sale in the ordinary course. (ER 65-66.) The appellee’s answer to that point is that the lien was secured, which does not respond to the argument that it was value.</w:t>
+        <w:t xml:space="preserve">The appellee also does not dispute that the lien was the debtor’s own obligation. Once the lien is counted, the consideration is within the range the appraiser gave for a sale in the ordinary course. (ER 65</w:t>
+      </w:r>
+      <w:r>
+        <w:noBreakHyphen/>
+      </w:r>
+      <w:r>
+        <w:t xml:space="preserve">66.) The appellee’s answer to that point is that the lien was secured, which does not respond to the argument that it was value.</w:t>
       </w:r>
     </w:p>
     <w:p>
       <w:pPr>
         <w:pStyle w:val="Heading2"/>
-      </w:pPr>
-      <w:bookmarkStart w:id="114" w:name="_2ea266d75c633c778113f99c1b3c643f4a50b3e"/>
-      <w:r>
-        <w:t xml:space="preserve">II. The Solvency Argument Does Not Depend on the Schedules</w:t>
-      </w:r>
-      <w:bookmarkEnd w:id="114"/>
-    </w:p>
-    <w:p>
-      <w:pPr>
-        <w:pStyle w:val="FirstParagraph"/>
-      </w:pPr>
-      <w:r>
-        <w:t xml:space="preserve">The appellee relies on the debtor’s schedules to show insolvency. The schedules are the debtor’s own statements, prepared before the adversary proceeding and before the trustee’s witness identified the omitted receivables. (ER 33-35.) They do not establish the value of the receivables, and the appellee does not argue that they do. The finding therefore still lacks support in the record the court had.</w:t>
+        <w:keepNext/>
+        <w:keepLines/>
+        <w:spacing w:before="400" w:after="240" w:line="340" w:lineRule="exact"/>
+        <w:ind w:left="720" w:hanging="720"/>
+      </w:pPr>
+      <w:r>
+        <w:rPr>
+          <w:b/>
+          <w:bCs/>
+        </w:rPr>
+        <w:t xml:space="preserve">II.</w:t>
+      </w:r>
+      <w:r>
+        <w:rPr>
+          <w:b/>
+          <w:bCs/>
+        </w:rPr>
+        <w:t xml:space="preserve"> </w:t>
+      </w:r>
+      <w:r>
+        <w:rPr>
+          <w:b/>
+          <w:bCs/>
+        </w:rPr>
+        <w:t xml:space="preserve">The</w:t>
+      </w:r>
+      <w:r>
+        <w:rPr>
+          <w:b/>
+          <w:bCs/>
+        </w:rPr>
+        <w:t xml:space="preserve"> </w:t>
+      </w:r>
+      <w:r>
+        <w:rPr>
+          <w:b/>
+          <w:bCs/>
+        </w:rPr>
+        <w:t xml:space="preserve">Solvency</w:t>
+      </w:r>
+      <w:r>
+        <w:rPr>
+          <w:b/>
+          <w:bCs/>
+        </w:rPr>
+        <w:t xml:space="preserve"> </w:t>
+      </w:r>
+      <w:r>
+        <w:rPr>
+          <w:b/>
+          <w:bCs/>
+        </w:rPr>
+        <w:t xml:space="preserve">Argument</w:t>
+      </w:r>
+      <w:r>
+        <w:rPr>
+          <w:b/>
+          <w:bCs/>
+        </w:rPr>
+        <w:t xml:space="preserve"> </w:t>
+      </w:r>
+      <w:r>
+        <w:rPr>
+          <w:b/>
+          <w:bCs/>
+        </w:rPr>
+        <w:t xml:space="preserve">Does</w:t>
+      </w:r>
+      <w:r>
+        <w:rPr>
+          <w:b/>
+          <w:bCs/>
+        </w:rPr>
+        <w:t xml:space="preserve"> </w:t>
+      </w:r>
+      <w:r>
+        <w:rPr>
+          <w:b/>
+          <w:bCs/>
+        </w:rPr>
+        <w:t xml:space="preserve">Not</w:t>
+      </w:r>
+      <w:r>
+        <w:rPr>
+          <w:b/>
+          <w:bCs/>
+        </w:rPr>
+        <w:t xml:space="preserve"> </w:t>
+      </w:r>
+      <w:r>
+        <w:rPr>
+          <w:b/>
+          <w:bCs/>
+        </w:rPr>
+        <w:t xml:space="preserve">Depend</w:t>
+      </w:r>
+      <w:r>
+        <w:rPr>
+          <w:b/>
+          <w:bCs/>
+        </w:rPr>
+        <w:t xml:space="preserve"> </w:t>
+      </w:r>
+      <w:r>
+        <w:rPr>
+          <w:b/>
+          <w:bCs/>
+        </w:rPr>
+        <w:t xml:space="preserve">on</w:t>
+      </w:r>
+      <w:r>
+        <w:rPr>
+          <w:b/>
+          <w:bCs/>
+        </w:rPr>
+        <w:t xml:space="preserve"> </w:t>
+      </w:r>
+      <w:r>
+        <w:rPr>
+          <w:b/>
+          <w:bCs/>
+        </w:rPr>
+        <w:t xml:space="preserve">the</w:t>
+      </w:r>
+      <w:r>
+        <w:rPr>
+          <w:b/>
+          <w:bCs/>
+        </w:rPr>
+        <w:t xml:space="preserve"> </w:t>
+      </w:r>
+      <w:r>
+        <w:rPr>
+          <w:b/>
+          <w:bCs/>
+        </w:rPr>
+        <w:t xml:space="preserve">Schedules</w:t>
+      </w:r>
+    </w:p>
+    <w:p>
+      <w:pPr>
+        <w:pStyle w:val="BodyText"/>
+      </w:pPr>
+      <w:r>
+        <w:t xml:space="preserve">The appellee relies on the debtor’s schedules to show insolvency. The schedules are the debtor’s own statements, prepared before the adversary proceeding and before the trustee’s witness identified the omitted receivables. (ER 33</w:t>
+      </w:r>
+      <w:r>
+        <w:noBreakHyphen/>
+      </w:r>
+      <w:r>
+        <w:t xml:space="preserve">35.) They do not establish the value of the receivables, and the appellee does not argue that they do. The finding therefore still lacks support in the record the court had.</w:t>
       </w:r>
     </w:p>
     <w:p>
       <w:pPr>
         <w:pStyle w:val="Heading2"/>
-      </w:pPr>
-      <w:bookmarkStart w:id="115" w:name="_0d3734807fe09bf3e2f59b955237ce16b740c55"/>
-      <w:r>
-        <w:t xml:space="preserve">III. The Section 544 Discussion Is Not Harmless</w:t>
-      </w:r>
-      <w:bookmarkEnd w:id="115"/>
-    </w:p>
-    <w:p>
-      <w:pPr>
-        <w:pStyle w:val="FirstParagraph"/>
+        <w:keepNext/>
+        <w:keepLines/>
+        <w:spacing w:before="400" w:after="240" w:line="340" w:lineRule="exact"/>
+        <w:ind w:left="720" w:hanging="720"/>
+      </w:pPr>
+      <w:r>
+        <w:rPr>
+          <w:b/>
+          <w:bCs/>
+        </w:rPr>
+        <w:t xml:space="preserve">III.</w:t>
+      </w:r>
+      <w:r>
+        <w:rPr>
+          <w:b/>
+          <w:bCs/>
+        </w:rPr>
+        <w:t xml:space="preserve"> </w:t>
+      </w:r>
+      <w:r>
+        <w:rPr>
+          <w:b/>
+          <w:bCs/>
+        </w:rPr>
+        <w:t xml:space="preserve">The</w:t>
+      </w:r>
+      <w:r>
+        <w:rPr>
+          <w:b/>
+          <w:bCs/>
+        </w:rPr>
+        <w:t xml:space="preserve"> </w:t>
+      </w:r>
+      <w:r>
+        <w:rPr>
+          <w:b/>
+          <w:bCs/>
+        </w:rPr>
+        <w:t xml:space="preserve">Section</w:t>
+      </w:r>
+      <w:r>
+        <w:rPr>
+          <w:b/>
+          <w:bCs/>
+        </w:rPr>
+        <w:t xml:space="preserve"> </w:t>
+      </w:r>
+      <w:r>
+        <w:rPr>
+          <w:b/>
+          <w:bCs/>
+        </w:rPr>
+        <w:t xml:space="preserve">544</w:t>
+      </w:r>
+      <w:r>
+        <w:rPr>
+          <w:b/>
+          <w:bCs/>
+        </w:rPr>
+        <w:t xml:space="preserve"> </w:t>
+      </w:r>
+      <w:r>
+        <w:rPr>
+          <w:b/>
+          <w:bCs/>
+        </w:rPr>
+        <w:t xml:space="preserve">Discussion</w:t>
+      </w:r>
+      <w:r>
+        <w:rPr>
+          <w:b/>
+          <w:bCs/>
+        </w:rPr>
+        <w:t xml:space="preserve"> </w:t>
+      </w:r>
+      <w:r>
+        <w:rPr>
+          <w:b/>
+          <w:bCs/>
+        </w:rPr>
+        <w:t xml:space="preserve">Is</w:t>
+      </w:r>
+      <w:r>
+        <w:rPr>
+          <w:b/>
+          <w:bCs/>
+        </w:rPr>
+        <w:t xml:space="preserve"> </w:t>
+      </w:r>
+      <w:r>
+        <w:rPr>
+          <w:b/>
+          <w:bCs/>
+        </w:rPr>
+        <w:t xml:space="preserve">Not</w:t>
+      </w:r>
+      <w:r>
+        <w:rPr>
+          <w:b/>
+          <w:bCs/>
+        </w:rPr>
+        <w:t xml:space="preserve"> </w:t>
+      </w:r>
+      <w:r>
+        <w:rPr>
+          <w:b/>
+          <w:bCs/>
+        </w:rPr>
+        <w:t xml:space="preserve">Harmless</w:t>
+      </w:r>
+    </w:p>
+    <w:p>
+      <w:pPr>
+        <w:pStyle w:val="BodyText"/>
       </w:pPr>
       <w:r>
         <w:t xml:space="preserve">The appellee says any error in the section 544 discussion is harmless. But the judgment is entered for the estate on the avoidance claim, and the court’s reasoning on the claim cannot be separated from its discussion of the state-law period. The appellee does not identify a separate ground in the decision that supports the judgment independently.</w:t>
@@ -423,53 +1391,267 @@
     <w:p>
       <w:pPr>
         <w:pStyle w:val="Heading1"/>
-      </w:pPr>
-      <w:bookmarkStart w:id="116" w:name="_conclusion"/>
-      <w:r>
+        <w:keepNext/>
+        <w:keepLines/>
+        <w:spacing w:before="480" w:after="280" w:line="340" w:lineRule="exact"/>
+        <w:ind w:left="0" w:firstLine="0"/>
+        <w:jc w:val="center"/>
+      </w:pPr>
+      <w:r>
+        <w:rPr>
+          <w:b/>
+          <w:bCs/>
+          <w:caps w:val="0"/>
+        </w:rPr>
         <w:t xml:space="preserve">Conclusion</w:t>
       </w:r>
-      <w:bookmarkEnd w:id="116"/>
-    </w:p>
-    <w:p>
-      <w:pPr>
-        <w:pStyle w:val="KeepWithNext"/>
-      </w:pPr>
-      <w:r>
-        <w:t xml:space="preserve">For these reasons, and those in the opening brief, the judgment should be reversed or vacated and the matter remanded.</w:t>
-      </w:r>
-    </w:p>
-    <w:p>
-      <w:pPr>
-        <w:pStyle w:val="Signature"/>
-      </w:pPr>
-      <w:r>
-        <w:t xml:space="preserve">/s/ Pat Sample</w:t>
-      </w:r>
-    </w:p>
-    <w:p>
-      <w:pPr>
-        <w:pStyle w:val="Signature"/>
-      </w:pPr>
-      <w:r>
-        <w:t xml:space="preserve">Attorney for Appellant Jane Example</w:t>
-      </w:r>
-    </w:p>
-    <w:p>
-      <w:pPr>
-        <w:pStyle w:val="Signature"/>
-      </w:pPr>
-      <w:r>
-        <w:t xml:space="preserve">November 18, 2026</w:t>
-      </w:r>
-    </w:p>
-    <w:p>
-      <w:r>
-        <w:br w:type="page"/>
-      </w:r>
-    </w:p>
-    <w:p>
-      <w:pPr>
-        <w:pStyle w:val="SectionTitle"/>
+    </w:p>
+    <w:p>
+      <w:pPr>
+        <w:keepNext/>
+        <w:keepLines/>
+        <w:spacing w:before="0" w:after="0" w:line="620" w:lineRule="exact"/>
+        <w:ind w:left="0" w:firstLine="720"/>
+      </w:pPr>
+      <w:r>
+        <w:t xml:space="preserve">For</w:t>
+      </w:r>
+      <w:r>
+        <w:t xml:space="preserve"> </w:t>
+      </w:r>
+      <w:r>
+        <w:t xml:space="preserve">these</w:t>
+      </w:r>
+      <w:r>
+        <w:t xml:space="preserve"> </w:t>
+      </w:r>
+      <w:r>
+        <w:t xml:space="preserve">reasons,</w:t>
+      </w:r>
+      <w:r>
+        <w:t xml:space="preserve"> </w:t>
+      </w:r>
+      <w:r>
+        <w:t xml:space="preserve">and</w:t>
+      </w:r>
+      <w:r>
+        <w:t xml:space="preserve"> </w:t>
+      </w:r>
+      <w:r>
+        <w:t xml:space="preserve">those</w:t>
+      </w:r>
+      <w:r>
+        <w:t xml:space="preserve"> </w:t>
+      </w:r>
+      <w:r>
+        <w:t xml:space="preserve">in</w:t>
+      </w:r>
+      <w:r>
+        <w:t xml:space="preserve"> </w:t>
+      </w:r>
+      <w:r>
+        <w:t xml:space="preserve">the</w:t>
+      </w:r>
+      <w:r>
+        <w:t xml:space="preserve"> </w:t>
+      </w:r>
+      <w:r>
+        <w:t xml:space="preserve">opening</w:t>
+      </w:r>
+      <w:r>
+        <w:t xml:space="preserve"> </w:t>
+      </w:r>
+      <w:r>
+        <w:t xml:space="preserve">brief,</w:t>
+      </w:r>
+      <w:r>
+        <w:t xml:space="preserve"> </w:t>
+      </w:r>
+      <w:r>
+        <w:t xml:space="preserve">the</w:t>
+      </w:r>
+      <w:r>
+        <w:t xml:space="preserve"> </w:t>
+      </w:r>
+      <w:r>
+        <w:t xml:space="preserve">judgment</w:t>
+      </w:r>
+      <w:r>
+        <w:t xml:space="preserve"> </w:t>
+      </w:r>
+      <w:r>
+        <w:t xml:space="preserve">should</w:t>
+      </w:r>
+      <w:r>
+        <w:t xml:space="preserve"> </w:t>
+      </w:r>
+      <w:r>
+        <w:t xml:space="preserve">be</w:t>
+      </w:r>
+      <w:r>
+        <w:t xml:space="preserve"> </w:t>
+      </w:r>
+      <w:r>
+        <w:t xml:space="preserve">reversed</w:t>
+      </w:r>
+      <w:r>
+        <w:t xml:space="preserve"> </w:t>
+      </w:r>
+      <w:r>
+        <w:t xml:space="preserve">or</w:t>
+      </w:r>
+      <w:r>
+        <w:t xml:space="preserve"> </w:t>
+      </w:r>
+      <w:r>
+        <w:t xml:space="preserve">vacated</w:t>
+      </w:r>
+      <w:r>
+        <w:t xml:space="preserve"> </w:t>
+      </w:r>
+      <w:r>
+        <w:t xml:space="preserve">and</w:t>
+      </w:r>
+      <w:r>
+        <w:t xml:space="preserve"> </w:t>
+      </w:r>
+      <w:r>
+        <w:t xml:space="preserve">the</w:t>
+      </w:r>
+      <w:r>
+        <w:t xml:space="preserve"> </w:t>
+      </w:r>
+      <w:r>
+        <w:t xml:space="preserve">matter</w:t>
+      </w:r>
+      <w:r>
+        <w:t xml:space="preserve"> </w:t>
+      </w:r>
+      <w:r>
+        <w:t xml:space="preserve">remanded.</w:t>
+      </w:r>
+    </w:p>
+    <w:p>
+      <w:pPr>
+        <w:keepNext/>
+        <w:keepLines/>
+        <w:spacing w:before="480" w:after="0" w:line="340" w:lineRule="exact"/>
+        <w:ind w:left="4320" w:firstLine="0"/>
+      </w:pPr>
+      <w:r>
+        <w:t xml:space="preserve">/s/ </w:t>
+      </w:r>
+      <w:r>
+        <w:t xml:space="preserve">Pat</w:t>
+      </w:r>
+      <w:r>
+        <w:t xml:space="preserve"> </w:t>
+      </w:r>
+      <w:r>
+        <w:t xml:space="preserve">Sample</w:t>
+      </w:r>
+    </w:p>
+    <w:p>
+      <w:pPr>
+        <w:keepNext/>
+        <w:keepLines/>
+        <w:spacing w:before="0" w:after="0" w:line="340" w:lineRule="exact"/>
+        <w:ind w:left="4320" w:firstLine="0"/>
+      </w:pPr>
+      <w:r>
+        <w:rPr>
+          <w:i/>
+          <w:iCs/>
+        </w:rPr>
+        <w:t xml:space="preserve">Attorney</w:t>
+      </w:r>
+      <w:r>
+        <w:rPr>
+          <w:i/>
+          <w:iCs/>
+        </w:rPr>
+        <w:t xml:space="preserve"> </w:t>
+      </w:r>
+      <w:r>
+        <w:rPr>
+          <w:i/>
+          <w:iCs/>
+        </w:rPr>
+        <w:t xml:space="preserve">for</w:t>
+      </w:r>
+      <w:r>
+        <w:rPr>
+          <w:i/>
+          <w:iCs/>
+        </w:rPr>
+        <w:t xml:space="preserve"> </w:t>
+      </w:r>
+      <w:r>
+        <w:rPr>
+          <w:i/>
+          <w:iCs/>
+        </w:rPr>
+        <w:t xml:space="preserve">Appellant</w:t>
+      </w:r>
+      <w:r>
+        <w:rPr>
+          <w:i/>
+          <w:iCs/>
+        </w:rPr>
+        <w:t xml:space="preserve"> </w:t>
+      </w:r>
+      <w:r>
+        <w:rPr>
+          <w:i/>
+          <w:iCs/>
+        </w:rPr>
+        <w:t xml:space="preserve">Jane</w:t>
+      </w:r>
+      <w:r>
+        <w:rPr>
+          <w:i/>
+          <w:iCs/>
+        </w:rPr>
+        <w:t xml:space="preserve"> </w:t>
+      </w:r>
+      <w:r>
+        <w:rPr>
+          <w:i/>
+          <w:iCs/>
+        </w:rPr>
+        <w:t xml:space="preserve">Example</w:t>
+      </w:r>
+    </w:p>
+    <w:p>
+      <w:pPr>
+        <w:keepLines/>
+        <w:spacing w:before="0" w:after="0" w:line="340" w:lineRule="exact"/>
+        <w:ind w:left="4320" w:firstLine="0"/>
+      </w:pPr>
+      <w:r>
+        <w:t xml:space="preserve">November</w:t>
+      </w:r>
+      <w:r>
+        <w:t xml:space="preserve"> </w:t>
+      </w:r>
+      <w:r>
+        <w:t xml:space="preserve">18,</w:t>
+      </w:r>
+      <w:r>
+        <w:t xml:space="preserve"> </w:t>
+      </w:r>
+      <w:r>
+        <w:t xml:space="preserve">2026</w:t>
+      </w:r>
+    </w:p>
+    <w:p>
+      <w:pPr>
+        <w:keepNext/>
+        <w:keepLines/>
+        <w:pageBreakBefore/>
+        <w:spacing w:before="0" w:after="280" w:line="340" w:lineRule="exact"/>
+        <w:ind w:left="0" w:firstLine="0"/>
+        <w:jc w:val="center"/>
       </w:pPr>
       <w:r>
         <w:rPr>
@@ -481,31 +1663,52 @@
     </w:p>
     <w:p>
       <w:pPr>
-        <w:pStyle w:val="Single"/>
-      </w:pPr>
-      <w:r>
-        <w:t xml:space="preserve">This brief complies with the type-volume limitation of Fed. R. Bankr. P. 8015(a)(7) because it contains 344 words, excluding the parts of the brief exempted by Fed. R. Bankr. P. 8015(g).</w:t>
-      </w:r>
-    </w:p>
-    <w:p>
-      <w:pPr>
-        <w:pStyle w:val="Single"/>
-      </w:pPr>
-      <w:r>
-        <w:t xml:space="preserve">This brief complies with the typeface and type-style requirements of Fed. R. Bankr. P. 8015(a)(5) and (6) because it has been prepared in a proportionally spaced typeface, 14-point Times New Roman, with plain roman type and italics for emphasis.</w:t>
-      </w:r>
-    </w:p>
-    <w:p>
-      <w:pPr>
-        <w:pStyle w:val="Signature"/>
-      </w:pPr>
-      <w:r>
-        <w:t xml:space="preserve">/s/ Pat Sample</w:t>
-      </w:r>
-    </w:p>
-    <w:p>
-      <w:pPr>
-        <w:pStyle w:val="SectionTitle"/>
+        <w:keepNext/>
+        <w:keepLines/>
+        <w:spacing w:before="240" w:after="0" w:line="340" w:lineRule="exact"/>
+        <w:ind w:left="0" w:firstLine="0"/>
+      </w:pPr>
+      <w:r>
+        <w:t xml:space="preserve">This brief complies with the type-volume limitation of Fed. R. Bankr. P. 8015(a)⁠(7) because it contains 344 words, excluding the parts of the brief exempted by Fed. R. Bankr. P. 8015(g).</w:t>
+      </w:r>
+    </w:p>
+    <w:p>
+      <w:pPr>
+        <w:keepNext/>
+        <w:keepLines/>
+        <w:spacing w:before="240" w:after="0" w:line="340" w:lineRule="exact"/>
+        <w:ind w:left="0" w:firstLine="0"/>
+      </w:pPr>
+      <w:r>
+        <w:t xml:space="preserve">This brief complies with the typeface and type-style requirements of Fed. R. Bankr. P. 8015(a)⁠(5) and (6) because it has been prepared in a proportionally spaced typeface, 14-point Times New Roman, with plain roman type and italics for emphasis.</w:t>
+      </w:r>
+    </w:p>
+    <w:p>
+      <w:pPr>
+        <w:keepLines/>
+        <w:spacing w:before="240" w:after="0" w:line="340" w:lineRule="exact"/>
+        <w:ind w:left="4320" w:firstLine="0"/>
+      </w:pPr>
+      <w:r>
+        <w:t xml:space="preserve">/s/ </w:t>
+      </w:r>
+      <w:r>
+        <w:t xml:space="preserve">Pat</w:t>
+      </w:r>
+      <w:r>
+        <w:t xml:space="preserve"> </w:t>
+      </w:r>
+      <w:r>
+        <w:t xml:space="preserve">Sample</w:t>
+      </w:r>
+    </w:p>
+    <w:p>
+      <w:pPr>
+        <w:keepNext/>
+        <w:keepLines/>
+        <w:spacing w:before="480" w:after="280" w:line="340" w:lineRule="exact"/>
+        <w:ind w:left="0" w:firstLine="0"/>
+        <w:jc w:val="center"/>
       </w:pPr>
       <w:r>
         <w:rPr>
@@ -517,15 +1720,39 @@
     </w:p>
     <w:p>
       <w:pPr>
-        <w:pStyle w:val="Single"/>
-      </w:pPr>
-      <w:r>
-        <w:t xml:space="preserve">I hereby certify that on November 18, 2026, I electronically filed the foregoing document with the Clerk of the Court for the Bankruptcy Appellate Panel for the Ninth Circuit by using the CM/ECF system.</w:t>
-      </w:r>
-    </w:p>
-    <w:p>
-      <w:pPr>
-        <w:pStyle w:val="Single"/>
+        <w:keepNext/>
+        <w:keepLines/>
+        <w:spacing w:before="240" w:after="0" w:line="340" w:lineRule="exact"/>
+        <w:ind w:left="0" w:firstLine="0"/>
+      </w:pPr>
+      <w:r>
+        <w:t xml:space="preserve">I hereby certify that on </w:t>
+      </w:r>
+      <w:r>
+        <w:t xml:space="preserve">November</w:t>
+      </w:r>
+      <w:r>
+        <w:t xml:space="preserve"> </w:t>
+      </w:r>
+      <w:r>
+        <w:t xml:space="preserve">18,</w:t>
+      </w:r>
+      <w:r>
+        <w:t xml:space="preserve"> </w:t>
+      </w:r>
+      <w:r>
+        <w:t xml:space="preserve">2026</w:t>
+      </w:r>
+      <w:r>
+        <w:t xml:space="preserve">, I electronically filed the foregoing document with the Clerk of the Court for the Bankruptcy Appellate Panel for the Ninth Circuit by using the CM/ECF system.</w:t>
+      </w:r>
+    </w:p>
+    <w:p>
+      <w:pPr>
+        <w:keepNext/>
+        <w:keepLines/>
+        <w:spacing w:before="240" w:after="0" w:line="340" w:lineRule="exact"/>
+        <w:ind w:left="0" w:firstLine="0"/>
       </w:pPr>
       <w:r>
         <w:t xml:space="preserve">I certify that all parties of record to this appeal either are registered CM/ECF users, or have registered for electronic notice, or have consented in writing to electronic service, and that service will be accomplished through the CM/ECF system.</w:t>
@@ -533,16 +1760,27 @@
     </w:p>
     <w:p>
       <w:pPr>
-        <w:pStyle w:val="Signature"/>
-      </w:pPr>
-      <w:r>
-        <w:t xml:space="preserve">/s/ Pat Sample</w:t>
+        <w:keepLines/>
+        <w:spacing w:before="240" w:after="0" w:line="340" w:lineRule="exact"/>
+        <w:ind w:left="4320" w:firstLine="0"/>
+      </w:pPr>
+      <w:r>
+        <w:t xml:space="preserve">/s/ </w:t>
+      </w:r>
+      <w:r>
+        <w:t xml:space="preserve">Pat</w:t>
+      </w:r>
+      <w:r>
+        <w:t xml:space="preserve"> </w:t>
+      </w:r>
+      <w:r>
+        <w:t xml:space="preserve">Sample</w:t>
       </w:r>
     </w:p>
     <w:sectPr>
-      <w:footerReference w:type="default" r:id="rId101"/>
+      <w:footerReference w:type="default" r:id="rIdFtrPage"/>
       <w:pgSz w:w="12240" w:h="15840"/>
-      <w:pgMar w:top="1440" w:right="1440" w:bottom="1440" w:left="1440" w:header="720" w:footer="720" w:gutter="0"/>
+      <w:pgMar w:top="1440" w:right="1440" w:bottom="1440" w:left="1440" w:header="720" w:footer="676" w:gutter="0"/>
       <w:pgNumType w:fmt="decimal" w:start="1"/>
     </w:sectPr>
   </w:body>
@@ -557,7 +1795,7 @@
 <w:ftr xmlns:w="http://schemas.openxmlformats.org/wordprocessingml/2006/main" xmlns:r="http://schemas.openxmlformats.org/officeDocument/2006/relationships">
   <w:p>
     <w:pPr>
-      <w:pStyle w:val="Footer"/>
+      <w:jc w:val="center"/>
     </w:pPr>
     <w:r>
       <w:fldChar w:fldCharType="begin"/>
@@ -574,41 +1812,6 @@
     <w:r>
       <w:fldChar w:fldCharType="end"/>
     </w:r>
-  </w:p>
-</w:ftr>
-</file>
-
-<file path=word/footer2.xml><?xml version="1.0" encoding="utf-8"?>
-<w:ftr xmlns:w="http://schemas.openxmlformats.org/wordprocessingml/2006/main" xmlns:r="http://schemas.openxmlformats.org/officeDocument/2006/relationships">
-  <w:p>
-    <w:pPr>
-      <w:pStyle w:val="Footer"/>
-    </w:pPr>
-    <w:r>
-      <w:fldChar w:fldCharType="begin"/>
-    </w:r>
-    <w:r>
-      <w:instrText xml:space="preserve"> PAGE \* roman </w:instrText>
-    </w:r>
-    <w:r>
-      <w:fldChar w:fldCharType="separate"/>
-    </w:r>
-    <w:r>
-      <w:t>i</w:t>
-    </w:r>
-    <w:r>
-      <w:fldChar w:fldCharType="end"/>
-    </w:r>
-  </w:p>
-</w:ftr>
-</file>
-
-<file path=word/footer3.xml><?xml version="1.0" encoding="utf-8"?>
-<w:ftr xmlns:w="http://schemas.openxmlformats.org/wordprocessingml/2006/main" xmlns:r="http://schemas.openxmlformats.org/officeDocument/2006/relationships">
-  <w:p>
-    <w:pPr>
-      <w:pStyle w:val="Footer"/>
-    </w:pPr>
   </w:p>
 </w:ftr>
 </file>
@@ -783,7 +1986,7 @@
 </file>
 
 <file path=word/styles.xml><?xml version="1.0" encoding="utf-8"?>
-<w:styles xmlns:r="http://schemas.openxmlformats.org/officeDocument/2006/relationships" xmlns:w="http://schemas.openxmlformats.org/wordprocessingml/2006/main">
+<w:styles xmlns:w="http://schemas.openxmlformats.org/wordprocessingml/2006/main" xmlns:r="http://schemas.openxmlformats.org/officeDocument/2006/relationships">
   <w:docDefaults>
     <w:rPrDefault>
       <w:rPr>
@@ -795,7 +1998,8 @@
     </w:rPrDefault>
     <w:pPrDefault>
       <w:pPr>
-        <w:spacing w:before="0" w:after="0" w:line="240" w:lineRule="auto"/>
+        <w:widowControl/>
+        <w:spacing w:after="0"/>
       </w:pPr>
     </w:pPrDefault>
   </w:docDefaults>
@@ -803,16 +2007,14 @@
   <w:style w:type="paragraph" w:default="1" w:styleId="Normal">
     <w:name w:val="Normal"/>
     <w:qFormat/>
-    <w:pPr>
-      <w:spacing w:before="0" w:after="0" w:line="240" w:lineRule="auto"/>
-    </w:pPr>
   </w:style>
   <w:style w:type="paragraph" w:styleId="BodyText">
     <w:name w:val="Body Text"/>
     <w:basedOn w:val="Normal"/>
+    <w:link w:val="BodyTextChar"/>
     <w:qFormat/>
     <w:pPr>
-      <w:spacing w:before="0" w:after="364" w:line="730" w:lineRule="exact"/>
+      <w:spacing w:before="0" w:after="0" w:line="620" w:lineRule="exact"/>
       <w:ind w:firstLine="720"/>
     </w:pPr>
   </w:style>
@@ -827,8 +2029,7 @@
     <w:basedOn w:val="BodyText"/>
     <w:qFormat/>
     <w:pPr>
-      <w:spacing w:before="0" w:after="0" w:line="730" w:lineRule="exact"/>
-      <w:ind w:firstLine="0"/>
+      <w:spacing w:before="36" w:after="36"/>
     </w:pPr>
   </w:style>
   <w:style w:type="paragraph" w:styleId="Title">
@@ -845,7 +2046,7 @@
       <w:jc w:val="center"/>
     </w:pPr>
     <w:rPr>
-      <w:rFonts w:asciiTheme="majorHAnsi" w:eastAsiaTheme="majorEastAsia" w:hAnsiTheme="majorHAnsi" w:cstheme="majorBidi"/>
+      <w:rFonts w:cstheme="majorBidi"/>
       <w:sz w:val="56"/>
       <w:szCs w:val="56"/>
     </w:rPr>
@@ -857,7 +2058,7 @@
     <w:uiPriority w:val="10"/>
     <w:rsid w:val="00A10FD9"/>
     <w:rPr>
-      <w:rFonts w:asciiTheme="majorHAnsi" w:eastAsiaTheme="majorEastAsia" w:hAnsiTheme="majorHAnsi" w:cstheme="majorBidi"/>
+      <w:rFonts w:cstheme="majorBidi"/>
       <w:sz w:val="56"/>
       <w:szCs w:val="56"/>
     </w:rPr>
@@ -876,7 +2077,7 @@
       </w:numPr>
     </w:pPr>
     <w:rPr>
-      <w:rFonts w:eastAsiaTheme="majorEastAsia" w:cstheme="majorBidi"/>
+      <w:rFonts w:cstheme="majorBidi"/>
       <w:spacing w:val="15"/>
       <w:sz w:val="28"/>
       <w:szCs w:val="28"/>
@@ -889,7 +2090,7 @@
     <w:uiPriority w:val="11"/>
     <w:rsid w:val="00A10FD9"/>
     <w:rPr>
-      <w:rFonts w:eastAsiaTheme="majorEastAsia" w:cstheme="majorBidi"/>
+      <w:rFonts w:cstheme="majorBidi"/>
       <w:color w:val="595959" w:themeColor="text1" w:themeTint="A6"/>
       <w:spacing w:val="15"/>
       <w:sz w:val="28"/>
@@ -968,17 +2169,47 @@
     <w:name w:val="heading 1"/>
     <w:basedOn w:val="Normal"/>
     <w:next w:val="BodyText"/>
+    <w:link w:val="Heading1Char"/>
     <w:uiPriority w:val="9"/>
     <w:qFormat/>
+    <w:rsid w:val="00A10FD9"/>
     <w:pPr>
       <w:keepNext/>
       <w:keepLines/>
-      <w:spacing w:before="336" w:after="308" w:line="240" w:lineRule="auto"/>
-      <w:ind w:left="0" w:firstLine="0"/>
+      <w:spacing w:before="240" w:after="120" w:line="340" w:lineRule="exact"/>
+      <w:ind w:firstLine="0"/>
       <w:jc w:val="center"/>
       <w:outlineLvl w:val="0"/>
     </w:pPr>
     <w:rPr>
+      <w:rFonts w:ascii="Times New Roman" w:hAnsi="Times New Roman" w:eastAsia="Times New Roman" w:cs="Times New Roman"/>
+      <w:b/>
+      <w:bCs/>
+      <w:caps/>
+      <w:color w:val="000000"/>
+      <w:sz w:val="28"/>
+      <w:szCs w:val="28"/>
+    </w:rPr>
+  </w:style>
+  <w:style w:type="paragraph" w:styleId="Heading2">
+    <w:name w:val="heading 2"/>
+    <w:basedOn w:val="Normal"/>
+    <w:next w:val="BodyText"/>
+    <w:link w:val="Heading2Char"/>
+    <w:uiPriority w:val="9"/>
+    <w:semiHidden/>
+    <w:unhideWhenUsed/>
+    <w:qFormat/>
+    <w:rsid w:val="00A10FD9"/>
+    <w:pPr>
+      <w:keepNext/>
+      <w:keepLines/>
+      <w:spacing w:before="240" w:after="120" w:line="340" w:lineRule="exact"/>
+      <w:ind w:firstLine="0"/>
+      <w:outlineLvl w:val="1"/>
+    </w:pPr>
+    <w:rPr>
+      <w:rFonts w:ascii="Times New Roman" w:hAnsi="Times New Roman" w:eastAsia="Times New Roman" w:cs="Times New Roman"/>
       <w:b/>
       <w:bCs/>
       <w:color w:val="000000"/>
@@ -986,41 +2217,25 @@
       <w:szCs w:val="28"/>
     </w:rPr>
   </w:style>
-  <w:style w:type="paragraph" w:styleId="Heading2">
-    <w:name w:val="heading 2"/>
-    <w:basedOn w:val="Normal"/>
-    <w:next w:val="BodyText"/>
-    <w:uiPriority w:val="9"/>
-    <w:qFormat/>
-    <w:pPr>
-      <w:keepNext/>
-      <w:keepLines/>
-      <w:spacing w:before="280" w:after="252" w:line="240" w:lineRule="auto"/>
-      <w:ind w:left="720" w:hanging="720"/>
-      <w:outlineLvl w:val="1"/>
-    </w:pPr>
-    <w:rPr>
-      <w:b/>
-      <w:bCs/>
-      <w:color w:val="000000"/>
-      <w:sz w:val="28"/>
-      <w:szCs w:val="28"/>
-    </w:rPr>
-  </w:style>
   <w:style w:type="paragraph" w:styleId="Heading3">
     <w:name w:val="heading 3"/>
     <w:basedOn w:val="Normal"/>
     <w:next w:val="BodyText"/>
+    <w:link w:val="Heading3Char"/>
     <w:uiPriority w:val="9"/>
+    <w:semiHidden/>
+    <w:unhideWhenUsed/>
     <w:qFormat/>
+    <w:rsid w:val="00A10FD9"/>
     <w:pPr>
       <w:keepNext/>
       <w:keepLines/>
-      <w:spacing w:before="252" w:after="224" w:line="240" w:lineRule="auto"/>
-      <w:ind w:left="720" w:hanging="720"/>
+      <w:spacing w:before="240" w:after="120" w:line="340" w:lineRule="exact"/>
+      <w:ind w:firstLine="0"/>
       <w:outlineLvl w:val="2"/>
     </w:pPr>
     <w:rPr>
+      <w:rFonts w:ascii="Times New Roman" w:hAnsi="Times New Roman" w:eastAsia="Times New Roman" w:cs="Times New Roman"/>
       <w:b/>
       <w:bCs/>
       <w:color w:val="000000"/>
@@ -1041,14 +2256,18 @@
     <w:pPr>
       <w:keepNext/>
       <w:keepLines/>
-      <w:spacing w:before="80" w:after="40"/>
+      <w:spacing w:before="240" w:after="120" w:line="340" w:lineRule="exact"/>
+      <w:ind w:firstLine="0"/>
       <w:outlineLvl w:val="3"/>
     </w:pPr>
     <w:rPr>
-      <w:rFonts w:eastAsiaTheme="majorEastAsia" w:cstheme="majorBidi"/>
+      <w:rFonts w:ascii="Times New Roman" w:hAnsi="Times New Roman" w:eastAsia="Times New Roman" w:cs="Times New Roman"/>
+      <w:b/>
+      <w:bCs/>
       <w:i/>
-      <w:iCs/>
-      <w:color w:val="0F4761" w:themeColor="accent1" w:themeShade="BF"/>
+      <w:color w:val="000000"/>
+      <w:sz w:val="28"/>
+      <w:szCs w:val="28"/>
     </w:rPr>
   </w:style>
   <w:style w:type="paragraph" w:styleId="Heading5">
@@ -1064,12 +2283,18 @@
     <w:pPr>
       <w:keepNext/>
       <w:keepLines/>
-      <w:spacing w:before="80" w:after="40"/>
+      <w:spacing w:before="240" w:after="120" w:line="340" w:lineRule="exact"/>
+      <w:ind w:firstLine="0"/>
       <w:outlineLvl w:val="4"/>
     </w:pPr>
     <w:rPr>
-      <w:rFonts w:eastAsiaTheme="majorEastAsia" w:cstheme="majorBidi"/>
-      <w:color w:val="0F4761" w:themeColor="accent1" w:themeShade="BF"/>
+      <w:rFonts w:ascii="Times New Roman" w:hAnsi="Times New Roman" w:eastAsia="Times New Roman" w:cs="Times New Roman"/>
+      <w:b/>
+      <w:bCs/>
+      <w:i/>
+      <w:color w:val="000000"/>
+      <w:sz w:val="28"/>
+      <w:szCs w:val="28"/>
     </w:rPr>
   </w:style>
   <w:style w:type="paragraph" w:styleId="Heading6">
@@ -1089,7 +2314,7 @@
       <w:outlineLvl w:val="5"/>
     </w:pPr>
     <w:rPr>
-      <w:rFonts w:eastAsiaTheme="majorEastAsia" w:cstheme="majorBidi"/>
+      <w:rFonts w:cstheme="majorBidi"/>
       <w:i/>
       <w:iCs/>
       <w:color w:val="595959" w:themeColor="text1" w:themeTint="A6"/>
@@ -1112,7 +2337,7 @@
       <w:outlineLvl w:val="6"/>
     </w:pPr>
     <w:rPr>
-      <w:rFonts w:eastAsiaTheme="majorEastAsia" w:cstheme="majorBidi"/>
+      <w:rFonts w:cstheme="majorBidi"/>
       <w:color w:val="595959" w:themeColor="text1" w:themeTint="A6"/>
     </w:rPr>
   </w:style>
@@ -1133,7 +2358,7 @@
       <w:outlineLvl w:val="7"/>
     </w:pPr>
     <w:rPr>
-      <w:rFonts w:eastAsiaTheme="majorEastAsia" w:cstheme="majorBidi"/>
+      <w:rFonts w:cstheme="majorBidi"/>
       <w:i/>
       <w:iCs/>
       <w:color w:val="272727" w:themeColor="text1" w:themeTint="D8"/>
@@ -1156,7 +2381,7 @@
       <w:outlineLvl w:val="8"/>
     </w:pPr>
     <w:rPr>
-      <w:rFonts w:eastAsiaTheme="majorEastAsia" w:cstheme="majorBidi"/>
+      <w:rFonts w:cstheme="majorBidi"/>
       <w:color w:val="272727" w:themeColor="text1" w:themeTint="D8"/>
     </w:rPr>
   </w:style>
@@ -1167,7 +2392,7 @@
     <w:uiPriority w:val="9"/>
     <w:rsid w:val="00A10FD9"/>
     <w:rPr>
-      <w:rFonts w:asciiTheme="majorHAnsi" w:eastAsiaTheme="majorEastAsia" w:hAnsiTheme="majorHAnsi" w:cstheme="majorBidi"/>
+      <w:rFonts w:cstheme="majorBidi"/>
       <w:color w:val="0F4761" w:themeColor="accent1" w:themeShade="BF"/>
       <w:sz w:val="40"/>
       <w:szCs w:val="40"/>
@@ -1181,7 +2406,7 @@
     <w:semiHidden/>
     <w:rsid w:val="00A10FD9"/>
     <w:rPr>
-      <w:rFonts w:asciiTheme="majorHAnsi" w:eastAsiaTheme="majorEastAsia" w:hAnsiTheme="majorHAnsi" w:cstheme="majorBidi"/>
+      <w:rFonts w:cstheme="majorBidi"/>
       <w:color w:val="0F4761" w:themeColor="accent1" w:themeShade="BF"/>
       <w:sz w:val="32"/>
       <w:szCs w:val="32"/>
@@ -1195,7 +2420,7 @@
     <w:semiHidden/>
     <w:rsid w:val="00A10FD9"/>
     <w:rPr>
-      <w:rFonts w:eastAsiaTheme="majorEastAsia" w:cstheme="majorBidi"/>
+      <w:rFonts w:cstheme="majorBidi"/>
       <w:color w:val="0F4761" w:themeColor="accent1" w:themeShade="BF"/>
       <w:sz w:val="28"/>
       <w:szCs w:val="28"/>
@@ -1209,7 +2434,7 @@
     <w:semiHidden/>
     <w:rsid w:val="00A10FD9"/>
     <w:rPr>
-      <w:rFonts w:eastAsiaTheme="majorEastAsia" w:cstheme="majorBidi"/>
+      <w:rFonts w:cstheme="majorBidi"/>
       <w:i/>
       <w:iCs/>
       <w:color w:val="0F4761" w:themeColor="accent1" w:themeShade="BF"/>
@@ -1223,7 +2448,7 @@
     <w:semiHidden/>
     <w:rsid w:val="00A10FD9"/>
     <w:rPr>
-      <w:rFonts w:eastAsiaTheme="majorEastAsia" w:cstheme="majorBidi"/>
+      <w:rFonts w:cstheme="majorBidi"/>
       <w:color w:val="0F4761" w:themeColor="accent1" w:themeShade="BF"/>
     </w:rPr>
   </w:style>
@@ -1235,7 +2460,7 @@
     <w:semiHidden/>
     <w:rsid w:val="00A10FD9"/>
     <w:rPr>
-      <w:rFonts w:eastAsiaTheme="majorEastAsia" w:cstheme="majorBidi"/>
+      <w:rFonts w:cstheme="majorBidi"/>
       <w:i/>
       <w:iCs/>
       <w:color w:val="595959" w:themeColor="text1" w:themeTint="A6"/>
@@ -1249,7 +2474,7 @@
     <w:semiHidden/>
     <w:rsid w:val="00A10FD9"/>
     <w:rPr>
-      <w:rFonts w:eastAsiaTheme="majorEastAsia" w:cstheme="majorBidi"/>
+      <w:rFonts w:cstheme="majorBidi"/>
       <w:color w:val="595959" w:themeColor="text1" w:themeTint="A6"/>
     </w:rPr>
   </w:style>
@@ -1261,7 +2486,7 @@
     <w:semiHidden/>
     <w:rsid w:val="00A10FD9"/>
     <w:rPr>
-      <w:rFonts w:eastAsiaTheme="majorEastAsia" w:cstheme="majorBidi"/>
+      <w:rFonts w:cstheme="majorBidi"/>
       <w:i/>
       <w:iCs/>
       <w:color w:val="272727" w:themeColor="text1" w:themeTint="D8"/>
@@ -1275,28 +2500,41 @@
     <w:semiHidden/>
     <w:rsid w:val="00A10FD9"/>
     <w:rPr>
-      <w:rFonts w:eastAsiaTheme="majorEastAsia" w:cstheme="majorBidi"/>
+      <w:rFonts w:cstheme="majorBidi"/>
       <w:color w:val="272727" w:themeColor="text1" w:themeTint="D8"/>
     </w:rPr>
+  </w:style>
+  <w:style w:type="paragraph" w:customStyle="1" w:styleId="ListItem">
+    <w:name w:val="List Item"/>
+    <w:basedOn w:val="BodyText"/>
+    <w:qFormat/>
+    <w:pPr>
+      <w:spacing w:before="0" w:after="0" w:line="620" w:lineRule="exact"/>
+      <w:ind w:left="720" w:hanging="720"/>
+    </w:pPr>
   </w:style>
   <w:style w:type="paragraph" w:styleId="BlockText">
     <w:name w:val="Block Text"/>
-    <w:basedOn w:val="Normal"/>
+    <w:basedOn w:val="BodyText"/>
     <w:next w:val="BodyText"/>
+    <w:uiPriority w:val="9"/>
+    <w:unhideWhenUsed/>
     <w:qFormat/>
     <w:pPr>
-      <w:spacing w:before="280" w:after="280" w:line="240" w:lineRule="auto"/>
-      <w:ind w:left="720" w:right="720" w:firstLine="0"/>
+      <w:spacing w:before="240" w:after="240" w:line="340" w:lineRule="exact"/>
+      <w:ind w:firstLine="0" w:left="720" w:right="720"/>
     </w:pPr>
   </w:style>
   <w:style w:type="paragraph" w:styleId="FootnoteText">
-    <w:name w:val="footnote text"/>
+    <w:name w:val="Footnote Text"/>
     <w:basedOn w:val="Normal"/>
+    <w:next w:val="FootnoteText"/>
     <w:uiPriority w:val="9"/>
     <w:unhideWhenUsed/>
+    <w:qFormat/>
     <w:pPr>
-      <w:spacing w:before="0" w:after="100" w:line="240" w:lineRule="auto"/>
-      <w:ind w:firstLine="0"/>
+      <w:keepLines/>
+      <w:spacing w:before="0" w:after="140" w:line="340" w:lineRule="exact"/>
     </w:pPr>
     <w:rPr>
       <w:sz w:val="28"/>
@@ -1311,8 +2549,8 @@
     <w:unhideWhenUsed/>
     <w:qFormat/>
     <w:pPr>
-      <w:spacing w:before="100" w:after="100"/>
-      <w:ind w:firstLine="0" w:left="480" w:right="480"/>
+      <w:spacing w:before="240" w:after="240"/>
+      <w:ind w:firstLine="0" w:left="720" w:right="720"/>
     </w:pPr>
   </w:style>
   <w:style w:type="character" w:default="1" w:styleId="DefaultParagraphFont">
@@ -1420,7 +2658,7 @@
     <w:name w:val="Hyperlink"/>
     <w:basedOn w:val="BodyTextChar"/>
     <w:rPr>
-      <w:color w:val="4F81BD" w:themeColor="accent1"/>
+      <w:color w:val="000000"/>
     </w:rPr>
   </w:style>
   <w:style w:type="paragraph" w:styleId="TOCHeading">
@@ -1435,159 +2673,11 @@
       <w:outlineLvl w:val="9"/>
     </w:pPr>
     <w:rPr>
-      <w:rFonts w:asciiTheme="majorHAnsi" w:eastAsiaTheme="majorEastAsia" w:hAnsiTheme="majorHAnsi" w:cstheme="majorBidi"/>
+      <w:rFonts w:cstheme="majorBidi"/>
       <w:b w:val="0"/>
       <w:bCs w:val="0"/>
       <w:color w:val="365F91" w:themeColor="accent1" w:themeShade="BF"/>
     </w:rPr>
-  </w:style>
-  <w:style w:type="paragraph" w:customStyle="1" w:styleId="Centered">
-    <w:name w:val="Centered"/>
-    <w:basedOn w:val="Normal"/>
-    <w:qFormat/>
-    <w:pPr>
-      <w:spacing w:before="0" w:after="0" w:line="240" w:lineRule="auto"/>
-      <w:ind w:firstLine="0"/>
-      <w:jc w:val="center"/>
-    </w:pPr>
-  </w:style>
-  <w:style w:type="paragraph" w:customStyle="1" w:styleId="CenterGap">
-    <w:name w:val="Center Gap"/>
-    <w:basedOn w:val="Centered"/>
-    <w:qFormat/>
-    <w:pPr>
-      <w:spacing w:before="252"/>
-    </w:pPr>
-  </w:style>
-  <w:style w:type="paragraph" w:customStyle="1" w:styleId="SectionTitle">
-    <w:name w:val="Section Title"/>
-    <w:basedOn w:val="Centered"/>
-    <w:qFormat/>
-    <w:pPr>
-      <w:keepNext/>
-      <w:spacing w:before="336" w:after="252"/>
-    </w:pPr>
-  </w:style>
-  <w:style w:type="paragraph" w:customStyle="1" w:styleId="Single">
-    <w:name w:val="Single"/>
-    <w:basedOn w:val="Normal"/>
-    <w:qFormat/>
-    <w:pPr>
-      <w:spacing w:before="0" w:after="200" w:line="240" w:lineRule="auto"/>
-      <w:ind w:firstLine="0"/>
-    </w:pPr>
-  </w:style>
-  <w:style w:type="paragraph" w:customStyle="1" w:styleId="Hanging">
-    <w:name w:val="Hanging"/>
-    <w:basedOn w:val="Single"/>
-    <w:qFormat/>
-    <w:pPr>
-      <w:spacing w:after="160"/>
-      <w:ind w:left="576" w:hanging="576"/>
-    </w:pPr>
-  </w:style>
-  <w:style w:type="paragraph" w:customStyle="1" w:styleId="TOCEntry1">
-    <w:name w:val="TOC Entry 1"/>
-    <w:basedOn w:val="Single"/>
-    <w:qFormat/>
-    <w:pPr>
-      <w:keepLines/>
-      <w:tabs>
-        <w:tab w:val="right" w:leader="dot" w:pos="9340"/>
-      </w:tabs>
-      <w:ind w:left="720" w:right="720" w:hanging="720"/>
-    </w:pPr>
-  </w:style>
-  <w:style w:type="paragraph" w:customStyle="1" w:styleId="TOCEntry2">
-    <w:name w:val="TOC Entry 2"/>
-    <w:basedOn w:val="TOCEntry1"/>
-    <w:qFormat/>
-    <w:pPr>
-      <w:ind w:left="1440" w:right="720" w:hanging="720"/>
-    </w:pPr>
-  </w:style>
-  <w:style w:type="paragraph" w:customStyle="1" w:styleId="TOAEntry">
-    <w:name w:val="TOA Entry"/>
-    <w:basedOn w:val="Hanging"/>
-    <w:qFormat/>
-    <w:pPr>
-      <w:keepLines/>
-      <w:tabs>
-        <w:tab w:val="right" w:leader="dot" w:pos="9340"/>
-      </w:tabs>
-      <w:ind w:left="576" w:right="1120" w:hanging="576"/>
-    </w:pPr>
-  </w:style>
-  <w:style w:type="paragraph" w:customStyle="1" w:styleId="TOCLevel2">
-    <w:name w:val="TOC Level 2"/>
-    <w:basedOn w:val="Single"/>
-    <w:qFormat/>
-    <w:pPr>
-      <w:ind w:left="720" w:firstLine="0"/>
-    </w:pPr>
-  </w:style>
-  <w:style w:type="paragraph" w:customStyle="1" w:styleId="Signature">
-    <w:name w:val="Signature"/>
-    <w:basedOn w:val="Normal"/>
-    <w:qFormat/>
-    <w:pPr>
-      <w:keepNext/>
-      <w:keepLines/>
-      <w:spacing w:before="0" w:after="0" w:line="240" w:lineRule="auto"/>
-      <w:ind w:left="4320" w:firstLine="0"/>
-    </w:pPr>
-  </w:style>
-  <w:style w:type="paragraph" w:customStyle="1" w:styleId="KeepWithNext">
-    <w:name w:val="Keep With Next"/>
-    <w:basedOn w:val="BodyText"/>
-    <w:qFormat/>
-    <w:pPr>
-      <w:keepNext/>
-      <w:keepLines/>
-    </w:pPr>
-  </w:style>
-  <w:style w:type="paragraph" w:styleId="Footer">
-    <w:name w:val="footer"/>
-    <w:basedOn w:val="Normal"/>
-    <w:pPr>
-      <w:spacing w:before="0" w:after="0" w:line="240" w:lineRule="auto"/>
-      <w:ind w:firstLine="0"/>
-      <w:jc w:val="center"/>
-    </w:pPr>
-    <w:rPr>
-      <w:sz w:val="28"/>
-      <w:szCs w:val="28"/>
-    </w:rPr>
-  </w:style>
-  <w:style w:type="paragraph" w:customStyle="1" w:styleId="CenterGap">
-    <w:name w:val="CenterGap"/>
-    <w:basedOn w:val="BodyText"/>
-    <w:qFormat/>
-  </w:style>
-  <w:style w:type="paragraph" w:customStyle="1" w:styleId="KeepWithNext">
-    <w:name w:val="KeepWithNext"/>
-    <w:basedOn w:val="BodyText"/>
-    <w:qFormat/>
-  </w:style>
-  <w:style w:type="paragraph" w:customStyle="1" w:styleId="SectionTitle">
-    <w:name w:val="SectionTitle"/>
-    <w:basedOn w:val="BodyText"/>
-    <w:qFormat/>
-  </w:style>
-  <w:style w:type="paragraph" w:customStyle="1" w:styleId="TOAEntry">
-    <w:name w:val="TOAEntry"/>
-    <w:basedOn w:val="BodyText"/>
-    <w:qFormat/>
-  </w:style>
-  <w:style w:type="paragraph" w:customStyle="1" w:styleId="TOCEntry1">
-    <w:name w:val="TOCEntry1"/>
-    <w:basedOn w:val="BodyText"/>
-    <w:qFormat/>
-  </w:style>
-  <w:style w:type="paragraph" w:customStyle="1" w:styleId="TOCEntry2">
-    <w:name w:val="TOCEntry2"/>
-    <w:basedOn w:val="BodyText"/>
-    <w:qFormat/>
   </w:style>
   <w:style w:type="paragraph" w:customStyle="1" w:styleId="SourceCode">
     <w:name w:val="Source Code"/>
@@ -1869,7 +2959,7 @@
     </a:clrScheme>
     <a:fontScheme name="Office">
       <a:majorFont>
-        <a:latin typeface="Aptos Display" panose="02110004020202020204"/>
+        <a:latin typeface="Times New Roman" panose="02110004020202020204"/>
         <a:ea typeface=""/>
         <a:cs typeface=""/>
         <a:font script="Jpan" typeface="游ゴシック Light"/>
@@ -1921,7 +3011,7 @@
         <a:font script="Tfng" typeface="Ebrima"/>
       </a:majorFont>
       <a:minorFont>
-        <a:latin typeface="Aptos" panose="02110004020202020204"/>
+        <a:latin typeface="Times New Roman" panose="02110004020202020204"/>
         <a:ea typeface=""/>
         <a:cs typeface=""/>
         <a:font script="Jpan" typeface="游明朝"/>
